--- a/cst/Отчёт_проверка_ВАР_в_CST.docx
+++ b/cst/Отчёт_проверка_ВАР_в_CST.docx
@@ -12,7 +12,7 @@
           <w:i w:val="0"/>
           <w:sz w:val="30"/>
         </w:rPr>
-        <w:t>Проверка концепции виртуальной антенной решётки MIMO полноволновым расчётом в CST Studio Suite</w:t>
+        <w:t>Где находится фазовый центр MIMO-решётки: проверка концепции виртуальной антенной решётки полноволновым расчётом в CST</w:t>
       </w:r>
     </w:p>
     <w:p>
@@ -25,7 +25,7 @@
           <w:i w:val="0"/>
           <w:sz w:val="22"/>
         </w:rPr>
-        <w:t>ДЗ2 по курсу ОТиТРСКУ: линейная решётка 8 Rx + 4 Tx и кольцевая решётка 20 Rx + 10 Tx из ДЗ1.</w:t>
+        <w:t>ДЗ2 по курсу ОТиТРСКУ. Решётки из ДЗ1: линейная 8 Rx + 4 Tx и кольцевая 20 Rx + 10 Tx.</w:t>
       </w:r>
     </w:p>
     <w:p>
@@ -46,7 +46,7 @@
         <w:pStyle w:val="Heading1"/>
       </w:pPr>
       <w:r>
-        <w:t>1. Что проверяется</w:t>
+        <w:t>1. Вопрос и ответ</w:t>
       </w:r>
     </w:p>
     <w:p>
@@ -58,7 +58,70 @@
           <w:b w:val="0"/>
           <w:i w:val="0"/>
         </w:rPr>
-        <w:t>В ДЗ1 направленные свойства MIMO-решёток считались по концепции виртуальной антенной решётки (ВАР): каждая пара «передатчик–приёмник» заменяется изотропным элементом в точке r_tx + r_rx, а диаграмма направленности — сумма плоских волн с фазами k·(r_tx + r_rx)·u. Здесь эта концепция проверяется электродинамически: все элементы считаются в CST вместе, со взаимной связью, и отклик каждой пары берётся как произведение встроенных ДН F_tx(u)·F_rx(u). Проверяемые утверждения источников:</w:t>
+        <w:t>Вопрос работы: где находится фазовый центр MIMO-решётки, если считать её не формулой, а честно — электродинамически, со всеми взаимными связями между излучателями? Концепция виртуальной антенной решётки (ВАР), на которой построено ДЗ1 и статья [1], отвечает: в сумме центров передающей и приёмной подрешёток. Альтернатива, которая кажется естественной: в центре тяжести всех физических излучателей. Для линейной решётки ДЗ1 эти две точки разнесены на 20 мм (две трети длины волны), так что расчёт легко различает их.</w:t>
+      </w:r>
+    </w:p>
+    <w:p>
+      <w:pPr>
+        <w:jc w:val="both"/>
+      </w:pPr>
+      <w:r>
+        <w:rPr>
+          <w:b/>
+          <w:i w:val="0"/>
+        </w:rPr>
+        <w:t xml:space="preserve">Ответ: </w:t>
+      </w:r>
+      <w:r>
+        <w:rPr>
+          <w:b w:val="0"/>
+          <w:i w:val="0"/>
+        </w:rPr>
+        <w:t>полноволновой расчёт в CST помещает фазовый центр линейной решётки в точку (0,0; 30,0) мм — это предсказание ВАР (0; 30) с точностью 0,02 мм, а не центр тяжести (0; 10). Для кольца обе точки совпадают с центром, и CST даёт центр с точностью 0,00 мм; при несимметричных наборах каналов (часть передатчиков) фазовый центр кольца тоже идёт за ВАР, а не за центром тяжести. Концепция ВАР подтверждена; что в ней не учитывается — в разделе 7.</w:t>
+      </w:r>
+    </w:p>
+    <w:p>
+      <w:pPr>
+        <w:pStyle w:val="Heading1"/>
+      </w:pPr>
+      <w:r>
+        <w:t>2. Что такое фазовый центр MIMO-решётки и что предсказывает ВАР</w:t>
+      </w:r>
+    </w:p>
+    <w:p>
+      <w:pPr>
+        <w:jc w:val="both"/>
+      </w:pPr>
+      <w:r>
+        <w:rPr>
+          <w:b w:val="0"/>
+          <w:i w:val="0"/>
+        </w:rPr>
+        <w:t>В MIMO-РЛС каждый передатчик излучает свой ортогональный сигнал, и приёмник выделяет отклик каждой пары «передатчик n — приёмник k» отдельно. В дальней зоне, для направления u, отклик пары равен произведению диаграмм направленности F_tx,n(u)·F_rx,k(u). Обработка когерентно складывает отклики всех пар, поэтому «диаграмма направленности» MIMO-решётки — это сумма F(u) = Σ_n Σ_k F_tx,n(u)·F_rx,k(u).</w:t>
+      </w:r>
+    </w:p>
+    <w:p>
+      <w:pPr>
+        <w:jc w:val="both"/>
+      </w:pPr>
+      <w:r>
+        <w:rPr>
+          <w:b w:val="0"/>
+          <w:i w:val="0"/>
+        </w:rPr>
+        <w:t>Фазовый центр любой антенны — точка, относительно которой фаза её поля в дальней зоне не зависит от направления (в пределах главного лепестка). Если фазу F(u) отсчитывать от начала координат, то для антенны с фазовым центром r_c она меняется как k·(r_c·u) = k·(x_c·sinθ·cosφ + y_c·sinθ·sinφ). Значит, фазовый центр находится по наклону фазы: чем дальше центр от начала координат, тем быстрее фаза бежит с углом. Именно это измеряется ниже: берётся F(u) из CST, её фаза в главном лепестке, и подбирается точка (x_c; y_c), которая эту фазу объясняет (метод наименьших квадратов, скрипт tools/phase_center_fit.py).</w:t>
+      </w:r>
+    </w:p>
+    <w:p>
+      <w:pPr>
+        <w:jc w:val="both"/>
+      </w:pPr>
+      <w:r>
+        <w:rPr>
+          <w:b w:val="0"/>
+          <w:i w:val="0"/>
+        </w:rPr>
+        <w:t>Концепция ВАР утверждает, что отклик пары эквивалентен одному изотропному элементу в точке r_tx + r_rx:</w:t>
       </w:r>
     </w:p>
     <w:p>
@@ -103,62 +166,22 @@
     </w:p>
     <w:p>
       <w:pPr>
-        <w:spacing w:after="80"/>
-        <w:ind w:left="567"/>
         <w:jc w:val="both"/>
       </w:pPr>
       <w:r>
         <w:rPr>
-          <w:i/>
-          <w:sz w:val="22"/>
+          <w:b w:val="0"/>
+          <w:i w:val="0"/>
         </w:rPr>
-        <w:t>«Сигнал, принимаемый таким элементом, определяется коэффициентом передачи в канале между соответствующими передающей и приёмной антеннами»</w:t>
-      </w:r>
-      <w:r>
-        <w:rPr>
-          <w:sz w:val="20"/>
-        </w:rPr>
-        <w:t xml:space="preserve"> — [3], с. 241</w:t>
+        <w:t>Отсюда следует проверяемое предсказание: фазовый центр всей MIMO-решётки равен r_c(Tx) + r_c(Rx) — сумме фазовых центров подрешёток, то есть центру виртуальной решётки. Для линейной решётки ДЗ1 ряд Rx лежит на y = 0, ряд Tx сдвинут на y = 30 мм (рекомендация [1]), поэтому ВАР предсказывает центр (0; 30) мм. Центр тяжести двенадцати излучателей — (0; 10) мм. Для кольца с концентрическими Rx и Tx оба кандидата — начало координат, поэтому там дополнительно проверены несимметричные наборы: половина передатчиков, один передатчик, одна пара. Для них ВАР и центр тяжести расходятся на десятки и сотни миллиметров.</w:t>
       </w:r>
     </w:p>
     <w:p>
       <w:pPr>
-        <w:spacing w:after="80"/>
-        <w:ind w:left="567"/>
-        <w:jc w:val="both"/>
+        <w:pStyle w:val="Heading1"/>
       </w:pPr>
       <w:r>
-        <w:rPr>
-          <w:i/>
-          <w:sz w:val="22"/>
-        </w:rPr>
-        <w:t>«Сравнение рис. 7, а, б показывает, что поперечное смещение передающей подрешётки практически не влияет на диаграмму направленности виртуальной антенной решётки. Поэтому данный метод целесообразен для снижения электромагнитных связей между передающими и приёмными каналами (расстояние может составлять несколько длин волн)»</w:t>
-      </w:r>
-      <w:r>
-        <w:rPr>
-          <w:sz w:val="20"/>
-        </w:rPr>
-        <w:t xml:space="preserve"> — [1], с. 118; то же — вывод 3, с. 120</w:t>
-      </w:r>
-    </w:p>
-    <w:p>
-      <w:pPr>
-        <w:spacing w:after="80"/>
-        <w:ind w:left="567"/>
-        <w:jc w:val="both"/>
-      </w:pPr>
-      <w:r>
-        <w:rPr>
-          <w:i/>
-          <w:sz w:val="22"/>
-        </w:rPr>
-        <w:t>«…рассовмещение передающей и приёмной АР, необходимое на практике для осуществления развязки приём-передача, не приводит к существенному изменению результатов и качества фокусировки радиоизображения»</w:t>
-      </w:r>
-      <w:r>
-        <w:rPr>
-          <w:sz w:val="20"/>
-        </w:rPr>
-        <w:t xml:space="preserve"> — [7], с. 83</w:t>
+        <w:t>3. Как это посчитано</w:t>
       </w:r>
     </w:p>
     <w:p>
@@ -170,99 +193,7 @@
           <w:b w:val="0"/>
           <w:i w:val="0"/>
         </w:rPr>
-        <w:t>Из ДЗ1 проверяются числа: линейная решётка — ширина луча 3,16°, УБЛ −13,2 дБ; кольцо — «крайне узкий главный луч, что составляет порядка 0,5°, … уровень боковых лепестков может приближаться к уровню −3 дБ» (ДЗ1, с. 9; после исправления квадранта в DZ_py.py — 0,24° и −4,0 дБ).</w:t>
-      </w:r>
-    </w:p>
-    <w:p>
-      <w:pPr>
-        <w:jc w:val="both"/>
-      </w:pPr>
-      <w:r>
-        <w:rPr>
-          <w:b w:val="0"/>
-          <w:i w:val="0"/>
-        </w:rPr>
-        <w:t>Проверка считается пройденной, если: (а) фазовый центр каждого элемента в решётке совпадает с его геометрической точкой с точностью λ/20 = 1,5 мм; (б) ДН суммы произведений F_tx·F_rx совпадает с ДН ВАР по формуле по ширине луча и УБЛ; (в) сдвиг ряда Tx на λ поперёк оси не меняет ДН.</w:t>
-      </w:r>
-    </w:p>
-    <w:p>
-      <w:pPr>
-        <w:pStyle w:val="Heading1"/>
-      </w:pPr>
-      <w:r>
-        <w:t>2. Как проверяется</w:t>
-      </w:r>
-    </w:p>
-    <w:p>
-      <w:pPr>
-        <w:jc w:val="both"/>
-      </w:pPr>
-      <w:r>
-        <w:rPr>
-          <w:b w:val="0"/>
-          <w:i w:val="0"/>
-        </w:rPr>
-        <w:t>Все элементы — одинаковые полуволновые диполи 12,5 мм (резонанс 10,2 ГГц) вдоль y, в плоскости z = 0, дискретные порты 50 Ом; CST 2024, решатель во временной области, 9–11 ГГц, открытые границы. Каждый порт возбуждается по очереди, остальные нагружены 50 Ом: это даёт встроенные ДН F_n(θ, φ) со взаимной связью. ДН выгружаются с шагом 1° по θ и φ с фазой относительно глобального нуля. Тип излучателя для проверки не принципиален: проверяется геометрическая модель, а не антенна.</w:t>
-      </w:r>
-    </w:p>
-    <w:p>
-      <w:pPr>
-        <w:pStyle w:val="ListBullet"/>
-        <w:jc w:val="both"/>
-      </w:pPr>
-      <w:r>
-        <w:rPr>
-          <w:b/>
-          <w:i w:val="0"/>
-        </w:rPr>
-        <w:t xml:space="preserve">Фазовый центр элемента </w:t>
-      </w:r>
-      <w:r>
-        <w:rPr>
-          <w:b w:val="0"/>
-          <w:i w:val="0"/>
-        </w:rPr>
-        <w:t>— МНК-подгонка фазы встроенной ДН моделью точечного источника k·(x·sinθ·cosφ + y·sinθ·sinφ) + φ0 в секторе ±30° (рис. 1). Остаток 3–10° — рябь от рассеяния на соседях.</w:t>
-      </w:r>
-    </w:p>
-    <w:p>
-      <w:pPr>
-        <w:pStyle w:val="ListBullet"/>
-        <w:jc w:val="both"/>
-      </w:pPr>
-      <w:r>
-        <w:rPr>
-          <w:b/>
-          <w:i w:val="0"/>
-        </w:rPr>
-        <w:t xml:space="preserve">ДН ВАР по формуле </w:t>
-      </w:r>
-      <w:r>
-        <w:rPr>
-          <w:b w:val="0"/>
-          <w:i w:val="0"/>
-        </w:rPr>
-        <w:t>— сумма exp(j·k·(r_tx + r_rx)·u) по всем парам, умноженная на квадрат среднего множителя элемента (чтобы сравнивать только решётку).</w:t>
-      </w:r>
-    </w:p>
-    <w:p>
-      <w:pPr>
-        <w:pStyle w:val="ListBullet"/>
-        <w:jc w:val="both"/>
-      </w:pPr>
-      <w:r>
-        <w:rPr>
-          <w:b/>
-          <w:i w:val="0"/>
-        </w:rPr>
-        <w:t xml:space="preserve">ДН ВАР по CST </w:t>
-      </w:r>
-      <w:r>
-        <w:rPr>
-          <w:b w:val="0"/>
-          <w:i w:val="0"/>
-        </w:rPr>
-        <w:t>— Σ F_tx(u)·F_rx(u) по тем же парам; отдельно с калибровкой каналов (каждая ДН делится на своё значение по нормали, как в реальной MIMO-РЛС) и без неё.</w:t>
+        <w:t>Обе решётки построены в CST Studio Suite 2024 из одинаковых полуволновых диполей (12,5 мм, вдоль оси y, в плоскости z = 0, дискретный порт 50 Ом в разрыве). Решатель во временной области, полоса 9–11 ГГц, открытые границы. Каждый порт возбуждается по очереди, остальные нагружены 50 Ом; записывается ДН каждого порта на 9,8, 10 и 10,2 ГГц с шагом 1° по θ и φ, фаза — относительно глобального начала координат. Такая ДН называется встроенной: в ней уже учтено переизлучение всех соседей, то есть взаимная связь. Тип излучателя для вопроса о фазовом центре не принципиален: проверяется геометрическая концепция, а не антенна.</w:t>
       </w:r>
     </w:p>
     <w:p>
@@ -272,7 +203,7 @@
       <w:r>
         <w:drawing>
           <wp:inline xmlns:a="http://schemas.openxmlformats.org/drawingml/2006/main" xmlns:pic="http://schemas.openxmlformats.org/drawingml/2006/picture">
-            <wp:extent cx="5760000" cy="1780364"/>
+            <wp:extent cx="5760000" cy="1996800"/>
             <wp:docPr id="1" name="Picture 1"/>
             <wp:cNvGraphicFramePr>
               <a:graphicFrameLocks noChangeAspect="1"/>
@@ -281,7 +212,7 @@
               <a:graphicData uri="http://schemas.openxmlformats.org/drawingml/2006/picture">
                 <pic:pic>
                   <pic:nvPicPr>
-                    <pic:cNvPr id="0" name="ring_R5_phase.png"/>
+                    <pic:cNvPr id="0" name="layout.png"/>
                     <pic:cNvPicPr/>
                   </pic:nvPicPr>
                   <pic:blipFill>
@@ -293,7 +224,7 @@
                   <pic:spPr>
                     <a:xfrm>
                       <a:off x="0" y="0"/>
-                      <a:ext cx="5760000" cy="1780364"/>
+                      <a:ext cx="5760000" cy="1996800"/>
                     </a:xfrm>
                     <a:prstGeom prst="rect"/>
                   </pic:spPr>
@@ -315,27 +246,7 @@
           <w:i/>
           <w:sz w:val="20"/>
         </w:rPr>
-        <w:t>Рис. 1. Фаза встроенной ДН элемента rx1 кольца (точки) и модель точечного источника в его геометрическом центре (линия); справа — остаток, не превышающий ±15°</w:t>
-      </w:r>
-    </w:p>
-    <w:p>
-      <w:pPr>
-        <w:pStyle w:val="Heading1"/>
-      </w:pPr>
-      <w:r>
-        <w:t>3. Линейная решётка 8 Rx + 4 Tx (ряд Tx сдвинут на λ)</w:t>
-      </w:r>
-    </w:p>
-    <w:p>
-      <w:pPr>
-        <w:jc w:val="both"/>
-      </w:pPr>
-      <w:r>
-        <w:rPr>
-          <w:b w:val="0"/>
-          <w:i w:val="0"/>
-        </w:rPr>
-        <w:t>Геометрия ДЗ1: Rx с шагом λ на x = −105…105 мм, Tx на x = ±112,5 и ±127,5 мм; ряд Tx сдвинут на y = +30 мм, как рекомендует [1]. Рис. 2 и 3 показывают ДН ВАР по формуле и по CST; табл. 1 — числа.</w:t>
+        <w:t>Рис. 1. Линейная решётка ДЗ1 (слева): 8 приёмников с шагом 30 мм на y = 0 и 4 передатчика на x = ±112,5 и ±127,5 мм, ряд Tx сдвинут на y = 30 мм. Справа — её виртуальная решётка: 32 точки r_tx + r_rx с шагом 15 мм</w:t>
       </w:r>
     </w:p>
     <w:p>
@@ -345,7 +256,7 @@
       <w:r>
         <w:drawing>
           <wp:inline xmlns:a="http://schemas.openxmlformats.org/drawingml/2006/main" xmlns:pic="http://schemas.openxmlformats.org/drawingml/2006/picture">
-            <wp:extent cx="5760000" cy="3560727"/>
+            <wp:extent cx="4320000" cy="3240000"/>
             <wp:docPr id="2" name="Picture 2"/>
             <wp:cNvGraphicFramePr>
               <a:graphicFrameLocks noChangeAspect="1"/>
@@ -354,7 +265,7 @@
               <a:graphicData uri="http://schemas.openxmlformats.org/drawingml/2006/picture">
                 <pic:pic>
                   <pic:nvPicPr>
-                    <pic:cNvPr id="0" name="var_10GHz.png"/>
+                    <pic:cNvPr id="0" name="ring_R5_layout.png"/>
                     <pic:cNvPicPr/>
                   </pic:nvPicPr>
                   <pic:blipFill>
@@ -366,7 +277,7 @@
                   <pic:spPr>
                     <a:xfrm>
                       <a:off x="0" y="0"/>
-                      <a:ext cx="5760000" cy="3560727"/>
+                      <a:ext cx="4320000" cy="3240000"/>
                     </a:xfrm>
                     <a:prstGeom prst="rect"/>
                   </pic:spPr>
@@ -388,7 +299,39 @@
           <w:i/>
           <w:sz w:val="20"/>
         </w:rPr>
-        <w:t>Рис. 2. Линейная решётка: сечения ДН ВАР по формуле (чёрная) и по CST (красная — без калибровки, синяя — с калибровкой)</w:t>
+        <w:t>Рис. 2. Кольцо: 20 приёмников на радиусе R = 5λ = 150 мм и 10 передатчиков на 1,35R = 202,5 мм. Контуры — геометрия, закрашенные точки — фазовые центры отдельных элементов из CST (совпадают с геометрией с точностью 0,07 мм). Кольцо ДЗ1 с R = 50λ имеет диаметр 4 м и в CST не считается; взято геометрически подобное кольцо</w:t>
+      </w:r>
+    </w:p>
+    <w:p>
+      <w:pPr>
+        <w:jc w:val="both"/>
+      </w:pPr>
+      <w:r>
+        <w:rPr>
+          <w:b w:val="0"/>
+          <w:i w:val="0"/>
+        </w:rPr>
+        <w:t>Что на рис. 2: каждый элемент кольца, рассчитанный среди 29 нагруженных соседей, по-прежнему излучает как точечный источник, стоящий в своей геометрической точке. Это нужно для дальнейшего: если бы центры элементов «уехали», это сдвинуло бы и центр решётки. Цвет точек — начальная фаза встроенной ДН элемента φ0; она разная у разных элементов (до 80°), и к этому вернёмся в разделе 7.</w:t>
+      </w:r>
+    </w:p>
+    <w:p>
+      <w:pPr>
+        <w:pStyle w:val="Heading1"/>
+      </w:pPr>
+      <w:r>
+        <w:t>4. Линейная решётка: фазовый центр — в точке ВАР</w:t>
+      </w:r>
+    </w:p>
+    <w:p>
+      <w:pPr>
+        <w:jc w:val="both"/>
+      </w:pPr>
+      <w:r>
+        <w:rPr>
+          <w:b w:val="0"/>
+          <w:i w:val="0"/>
+        </w:rPr>
+        <w:t>На рис. 3 показано само измерение. Чёрные точки — фаза суммарного отклика F(u) из CST вдоль сечения через главный лепесток (серая заливка — амплитуда лепестка, фит делается только внутри него). Две линии — как должна бежать фаза, если фазовый центр стоит в точке ВАР (синяя) или в центре тяжести излучателей (оранжевая пунктирная). Все кривые приведены к нулю при θ = 0, поэтому сравнивать нужно наклоны. Какая линия проходит через точки, там и центр.</w:t>
       </w:r>
     </w:p>
     <w:p>
@@ -398,7 +341,7 @@
       <w:r>
         <w:drawing>
           <wp:inline xmlns:a="http://schemas.openxmlformats.org/drawingml/2006/main" xmlns:pic="http://schemas.openxmlformats.org/drawingml/2006/picture">
-            <wp:extent cx="5760000" cy="2056919"/>
+            <wp:extent cx="5580000" cy="3932571"/>
             <wp:docPr id="3" name="Picture 3"/>
             <wp:cNvGraphicFramePr>
               <a:graphicFrameLocks noChangeAspect="1"/>
@@ -407,7 +350,7 @@
               <a:graphicData uri="http://schemas.openxmlformats.org/drawingml/2006/picture">
                 <pic:pic>
                   <pic:nvPicPr>
-                    <pic:cNvPr id="0" name="stage3_map.png"/>
+                    <pic:cNvPr id="0" name="stage3_mimo_pc.png"/>
                     <pic:cNvPicPr/>
                   </pic:nvPicPr>
                   <pic:blipFill>
@@ -419,7 +362,7 @@
                   <pic:spPr>
                     <a:xfrm>
                       <a:off x="0" y="0"/>
-                      <a:ext cx="5760000" cy="2056919"/>
+                      <a:ext cx="5580000" cy="3932571"/>
                     </a:xfrm>
                     <a:prstGeom prst="rect"/>
                   </pic:spPr>
@@ -441,7 +384,19 @@
           <w:i/>
           <w:sz w:val="20"/>
         </w:rPr>
-        <w:t>Рис. 3. Линейная решётка: ДН ВАР на всей полусфере по формуле и по CST, справа — их разность</w:t>
+        <w:t>Рис. 3. Линейная решётка, 10 ГГц. Слева направо и сверху вниз: вся решётка (сечение φ = 90°, поперёк оси — именно в нём различимы y = 30 и y = 10 мм); левая пара Tx со всеми Rx; один Tx со всеми Rx; одна пара Tx–Rx (сектор ±30°)</w:t>
+      </w:r>
+    </w:p>
+    <w:p>
+      <w:pPr>
+        <w:jc w:val="both"/>
+      </w:pPr>
+      <w:r>
+        <w:rPr>
+          <w:b w:val="0"/>
+          <w:i w:val="0"/>
+        </w:rPr>
+        <w:t>Как читать рис. 3. В первой панели точки лежат на синей линии: фазовый центр всей решётки — (0; 30) мм, центр виртуальной решётки, хотя физически ни одного излучателя на этой высоте «в среднем» нет. Во второй и третьей панелях взяты только левые передатчики: центр виртуальной подрешётки уходит к x = −120 и −128 мм, и точки CST идут за ним, тогда как центр тяжести остаётся около −24 и −14 мм. Четвёртая панель — одна пара: здесь главный лепесток широкий (две одиночные ДН), виден сектор ±30°, и точки с рябью ±10° следуют за синей линией −22 мм.</w:t>
       </w:r>
     </w:p>
     <w:tbl>
@@ -452,16 +407,19 @@
         <w:tblLook w:firstColumn="1" w:firstRow="1" w:lastColumn="0" w:lastRow="0" w:noHBand="0" w:noVBand="1" w:val="04A0"/>
       </w:tblPr>
       <w:tblGrid>
-        <w:gridCol w:w="1938"/>
-        <w:gridCol w:w="1938"/>
-        <w:gridCol w:w="1938"/>
-        <w:gridCol w:w="1938"/>
-        <w:gridCol w:w="1938"/>
+        <w:gridCol w:w="1211"/>
+        <w:gridCol w:w="1211"/>
+        <w:gridCol w:w="1211"/>
+        <w:gridCol w:w="1211"/>
+        <w:gridCol w:w="1211"/>
+        <w:gridCol w:w="1211"/>
+        <w:gridCol w:w="1211"/>
+        <w:gridCol w:w="1211"/>
       </w:tblGrid>
       <w:tr>
         <w:tc>
           <w:tcPr>
-            <w:tcW w:type="dxa" w:w="2608"/>
+            <w:tcW w:type="dxa" w:w="624"/>
             <w:shd w:val="clear" w:color="auto" w:fill="E7E6E6"/>
           </w:tcPr>
           <w:p>
@@ -474,13 +432,13 @@
                 <w:b/>
                 <w:sz w:val="20"/>
               </w:rPr>
-              <w:t>Величина</w:t>
+              <w:t>f, ГГц</w:t>
             </w:r>
           </w:p>
         </w:tc>
         <w:tc>
           <w:tcPr>
-            <w:tcW w:type="dxa" w:w="1814"/>
+            <w:tcW w:type="dxa" w:w="2268"/>
             <w:shd w:val="clear" w:color="auto" w:fill="E7E6E6"/>
           </w:tcPr>
           <w:p>
@@ -493,13 +451,13 @@
                 <w:b/>
                 <w:sz w:val="20"/>
               </w:rPr>
-              <w:t>ДЗ1 (формула, изотропные)</w:t>
+              <w:t>Набор каналов</w:t>
             </w:r>
           </w:p>
         </w:tc>
         <w:tc>
           <w:tcPr>
-            <w:tcW w:type="dxa" w:w="1587"/>
+            <w:tcW w:type="dxa" w:w="680"/>
             <w:shd w:val="clear" w:color="auto" w:fill="E7E6E6"/>
           </w:tcPr>
           <w:p>
@@ -512,13 +470,13 @@
                 <w:b/>
                 <w:sz w:val="20"/>
               </w:rPr>
-              <w:t>Формула × элемент</w:t>
+              <w:t>Сектор</w:t>
             </w:r>
           </w:p>
         </w:tc>
         <w:tc>
           <w:tcPr>
-            <w:tcW w:type="dxa" w:w="1644"/>
+            <w:tcW w:type="dxa" w:w="1474"/>
             <w:shd w:val="clear" w:color="auto" w:fill="E7E6E6"/>
           </w:tcPr>
           <w:p>
@@ -531,13 +489,13 @@
                 <w:b/>
                 <w:sz w:val="20"/>
               </w:rPr>
-              <w:t>CST без калибровки</w:t>
+              <w:t>Центр по CST x; y, мм</w:t>
             </w:r>
           </w:p>
         </w:tc>
         <w:tc>
           <w:tcPr>
-            <w:tcW w:type="dxa" w:w="1644"/>
+            <w:tcW w:type="dxa" w:w="1134"/>
             <w:shd w:val="clear" w:color="auto" w:fill="E7E6E6"/>
           </w:tcPr>
           <w:p>
@@ -550,7 +508,64 @@
                 <w:b/>
                 <w:sz w:val="20"/>
               </w:rPr>
-              <w:t>CST с калибровкой</w:t>
+              <w:t>ВАР x; y</w:t>
+            </w:r>
+          </w:p>
+        </w:tc>
+        <w:tc>
+          <w:tcPr>
+            <w:tcW w:type="dxa" w:w="1247"/>
+            <w:shd w:val="clear" w:color="auto" w:fill="E7E6E6"/>
+          </w:tcPr>
+          <w:p>
+            <w:pPr>
+              <w:jc w:val="center"/>
+            </w:pPr>
+            <w:r/>
+            <w:r>
+              <w:rPr>
+                <w:b/>
+                <w:sz w:val="20"/>
+              </w:rPr>
+              <w:t>Центр тяжести x; y</w:t>
+            </w:r>
+          </w:p>
+        </w:tc>
+        <w:tc>
+          <w:tcPr>
+            <w:tcW w:type="dxa" w:w="907"/>
+            <w:shd w:val="clear" w:color="auto" w:fill="E7E6E6"/>
+          </w:tcPr>
+          <w:p>
+            <w:pPr>
+              <w:jc w:val="center"/>
+            </w:pPr>
+            <w:r/>
+            <w:r>
+              <w:rPr>
+                <w:b/>
+                <w:sz w:val="20"/>
+              </w:rPr>
+              <w:t>Откл. от ВАР, мм</w:t>
+            </w:r>
+          </w:p>
+        </w:tc>
+        <w:tc>
+          <w:tcPr>
+            <w:tcW w:type="dxa" w:w="907"/>
+            <w:shd w:val="clear" w:color="auto" w:fill="E7E6E6"/>
+          </w:tcPr>
+          <w:p>
+            <w:pPr>
+              <w:jc w:val="center"/>
+            </w:pPr>
+            <w:r/>
+            <w:r>
+              <w:rPr>
+                <w:b/>
+                <w:sz w:val="20"/>
+              </w:rPr>
+              <w:t>Откл. от ц. т., мм</w:t>
             </w:r>
           </w:p>
         </w:tc>
@@ -558,7 +573,7 @@
       <w:tr>
         <w:tc>
           <w:tcPr>
-            <w:tcW w:type="dxa" w:w="2608"/>
+            <w:tcW w:type="dxa" w:w="624"/>
           </w:tcPr>
           <w:p>
             <w:pPr>
@@ -569,13 +584,13 @@
               <w:rPr>
                 <w:sz w:val="20"/>
               </w:rPr>
-              <w:t>Ширина луча по −3 дБ, °</w:t>
+              <w:t>9,8</w:t>
             </w:r>
           </w:p>
         </w:tc>
         <w:tc>
           <w:tcPr>
-            <w:tcW w:type="dxa" w:w="1814"/>
+            <w:tcW w:type="dxa" w:w="2268"/>
           </w:tcPr>
           <w:p>
             <w:pPr>
@@ -586,13 +601,13 @@
               <w:rPr>
                 <w:sz w:val="20"/>
               </w:rPr>
-              <w:t>3,16</w:t>
+              <w:t>вся решётка: 4 Tx × 8 Rx</w:t>
             </w:r>
           </w:p>
         </w:tc>
         <w:tc>
           <w:tcPr>
-            <w:tcW w:type="dxa" w:w="1587"/>
+            <w:tcW w:type="dxa" w:w="680"/>
           </w:tcPr>
           <w:p>
             <w:pPr>
@@ -603,13 +618,13 @@
               <w:rPr>
                 <w:sz w:val="20"/>
               </w:rPr>
-              <w:t>3,06</w:t>
+              <w:t>±3°</w:t>
             </w:r>
           </w:p>
         </w:tc>
         <w:tc>
           <w:tcPr>
-            <w:tcW w:type="dxa" w:w="1644"/>
+            <w:tcW w:type="dxa" w:w="1474"/>
           </w:tcPr>
           <w:p>
             <w:pPr>
@@ -620,13 +635,13 @@
               <w:rPr>
                 <w:sz w:val="20"/>
               </w:rPr>
-              <w:t>2,95</w:t>
+              <w:t>0,0; 29,8</w:t>
             </w:r>
           </w:p>
         </w:tc>
         <w:tc>
           <w:tcPr>
-            <w:tcW w:type="dxa" w:w="1644"/>
+            <w:tcW w:type="dxa" w:w="1134"/>
           </w:tcPr>
           <w:p>
             <w:pPr>
@@ -637,7 +652,58 @@
               <w:rPr>
                 <w:sz w:val="20"/>
               </w:rPr>
-              <w:t>2,94</w:t>
+              <w:t>0,0; 30,0</w:t>
+            </w:r>
+          </w:p>
+        </w:tc>
+        <w:tc>
+          <w:tcPr>
+            <w:tcW w:type="dxa" w:w="1247"/>
+          </w:tcPr>
+          <w:p>
+            <w:pPr>
+              <w:jc w:val="center"/>
+            </w:pPr>
+            <w:r/>
+            <w:r>
+              <w:rPr>
+                <w:sz w:val="20"/>
+              </w:rPr>
+              <w:t>0,0; 10,0</w:t>
+            </w:r>
+          </w:p>
+        </w:tc>
+        <w:tc>
+          <w:tcPr>
+            <w:tcW w:type="dxa" w:w="907"/>
+          </w:tcPr>
+          <w:p>
+            <w:pPr>
+              <w:jc w:val="center"/>
+            </w:pPr>
+            <w:r/>
+            <w:r>
+              <w:rPr>
+                <w:sz w:val="20"/>
+              </w:rPr>
+              <w:t>0,23</w:t>
+            </w:r>
+          </w:p>
+        </w:tc>
+        <w:tc>
+          <w:tcPr>
+            <w:tcW w:type="dxa" w:w="907"/>
+          </w:tcPr>
+          <w:p>
+            <w:pPr>
+              <w:jc w:val="center"/>
+            </w:pPr>
+            <w:r/>
+            <w:r>
+              <w:rPr>
+                <w:sz w:val="20"/>
+              </w:rPr>
+              <w:t>19,77</w:t>
             </w:r>
           </w:p>
         </w:tc>
@@ -645,7 +711,7 @@
       <w:tr>
         <w:tc>
           <w:tcPr>
-            <w:tcW w:type="dxa" w:w="2608"/>
+            <w:tcW w:type="dxa" w:w="624"/>
           </w:tcPr>
           <w:p>
             <w:pPr>
@@ -656,13 +722,13 @@
               <w:rPr>
                 <w:sz w:val="20"/>
               </w:rPr>
-              <w:t>УБЛ, дБ</w:t>
+              <w:t>9,8</w:t>
             </w:r>
           </w:p>
         </w:tc>
         <w:tc>
           <w:tcPr>
-            <w:tcW w:type="dxa" w:w="1814"/>
+            <w:tcW w:type="dxa" w:w="2268"/>
           </w:tcPr>
           <w:p>
             <w:pPr>
@@ -673,13 +739,13 @@
               <w:rPr>
                 <w:sz w:val="20"/>
               </w:rPr>
-              <w:t>−13,2</w:t>
+              <w:t>левая пара Tx (tx1, tx2) × 8 Rx</w:t>
             </w:r>
           </w:p>
         </w:tc>
         <w:tc>
           <w:tcPr>
-            <w:tcW w:type="dxa" w:w="1587"/>
+            <w:tcW w:type="dxa" w:w="680"/>
           </w:tcPr>
           <w:p>
             <w:pPr>
@@ -690,13 +756,13 @@
               <w:rPr>
                 <w:sz w:val="20"/>
               </w:rPr>
-              <w:t>−11,9</w:t>
+              <w:t>±3°</w:t>
             </w:r>
           </w:p>
         </w:tc>
         <w:tc>
           <w:tcPr>
-            <w:tcW w:type="dxa" w:w="1644"/>
+            <w:tcW w:type="dxa" w:w="1474"/>
           </w:tcPr>
           <w:p>
             <w:pPr>
@@ -707,13 +773,13 @@
               <w:rPr>
                 <w:sz w:val="20"/>
               </w:rPr>
-              <w:t>−13,6</w:t>
+              <w:t>−119,1; 29,8</w:t>
             </w:r>
           </w:p>
         </w:tc>
         <w:tc>
           <w:tcPr>
-            <w:tcW w:type="dxa" w:w="1644"/>
+            <w:tcW w:type="dxa" w:w="1134"/>
           </w:tcPr>
           <w:p>
             <w:pPr>
@@ -724,7 +790,58 @@
               <w:rPr>
                 <w:sz w:val="20"/>
               </w:rPr>
-              <w:t>−13,6</w:t>
+              <w:t>−120,0; 30,0</w:t>
+            </w:r>
+          </w:p>
+        </w:tc>
+        <w:tc>
+          <w:tcPr>
+            <w:tcW w:type="dxa" w:w="1247"/>
+          </w:tcPr>
+          <w:p>
+            <w:pPr>
+              <w:jc w:val="center"/>
+            </w:pPr>
+            <w:r/>
+            <w:r>
+              <w:rPr>
+                <w:sz w:val="20"/>
+              </w:rPr>
+              <w:t>−24,0; 6,0</w:t>
+            </w:r>
+          </w:p>
+        </w:tc>
+        <w:tc>
+          <w:tcPr>
+            <w:tcW w:type="dxa" w:w="907"/>
+          </w:tcPr>
+          <w:p>
+            <w:pPr>
+              <w:jc w:val="center"/>
+            </w:pPr>
+            <w:r/>
+            <w:r>
+              <w:rPr>
+                <w:sz w:val="20"/>
+              </w:rPr>
+              <w:t>0,86</w:t>
+            </w:r>
+          </w:p>
+        </w:tc>
+        <w:tc>
+          <w:tcPr>
+            <w:tcW w:type="dxa" w:w="907"/>
+          </w:tcPr>
+          <w:p>
+            <w:pPr>
+              <w:jc w:val="center"/>
+            </w:pPr>
+            <w:r/>
+            <w:r>
+              <w:rPr>
+                <w:sz w:val="20"/>
+              </w:rPr>
+              <w:t>95,14</w:t>
             </w:r>
           </w:p>
         </w:tc>
@@ -732,7 +849,7 @@
       <w:tr>
         <w:tc>
           <w:tcPr>
-            <w:tcW w:type="dxa" w:w="2608"/>
+            <w:tcW w:type="dxa" w:w="624"/>
           </w:tcPr>
           <w:p>
             <w:pPr>
@@ -743,13 +860,13 @@
               <w:rPr>
                 <w:sz w:val="20"/>
               </w:rPr>
-              <w:t>Максимум ДН, °</w:t>
+              <w:t>9,8</w:t>
             </w:r>
           </w:p>
         </w:tc>
         <w:tc>
           <w:tcPr>
-            <w:tcW w:type="dxa" w:w="1814"/>
+            <w:tcW w:type="dxa" w:w="2268"/>
           </w:tcPr>
           <w:p>
             <w:pPr>
@@ -760,13 +877,13 @@
               <w:rPr>
                 <w:sz w:val="20"/>
               </w:rPr>
-              <w:t>0</w:t>
+              <w:t>один Tx (tx1) × 8 Rx</w:t>
             </w:r>
           </w:p>
         </w:tc>
         <w:tc>
           <w:tcPr>
-            <w:tcW w:type="dxa" w:w="1587"/>
+            <w:tcW w:type="dxa" w:w="680"/>
           </w:tcPr>
           <w:p>
             <w:pPr>
@@ -777,13 +894,13 @@
               <w:rPr>
                 <w:sz w:val="20"/>
               </w:rPr>
-              <w:t>0,0</w:t>
+              <w:t>±3°</w:t>
             </w:r>
           </w:p>
         </w:tc>
         <w:tc>
           <w:tcPr>
-            <w:tcW w:type="dxa" w:w="1644"/>
+            <w:tcW w:type="dxa" w:w="1474"/>
           </w:tcPr>
           <w:p>
             <w:pPr>
@@ -794,13 +911,13 @@
               <w:rPr>
                 <w:sz w:val="20"/>
               </w:rPr>
-              <w:t>0,0</w:t>
+              <w:t>−117,2; 30,0</w:t>
             </w:r>
           </w:p>
         </w:tc>
         <w:tc>
           <w:tcPr>
-            <w:tcW w:type="dxa" w:w="1644"/>
+            <w:tcW w:type="dxa" w:w="1134"/>
           </w:tcPr>
           <w:p>
             <w:pPr>
@@ -811,7 +928,1300 @@
               <w:rPr>
                 <w:sz w:val="20"/>
               </w:rPr>
-              <w:t>0,0</w:t>
+              <w:t>−127,5; 30,0</w:t>
+            </w:r>
+          </w:p>
+        </w:tc>
+        <w:tc>
+          <w:tcPr>
+            <w:tcW w:type="dxa" w:w="1247"/>
+          </w:tcPr>
+          <w:p>
+            <w:pPr>
+              <w:jc w:val="center"/>
+            </w:pPr>
+            <w:r/>
+            <w:r>
+              <w:rPr>
+                <w:sz w:val="20"/>
+              </w:rPr>
+              <w:t>−14,2; 3,3</w:t>
+            </w:r>
+          </w:p>
+        </w:tc>
+        <w:tc>
+          <w:tcPr>
+            <w:tcW w:type="dxa" w:w="907"/>
+          </w:tcPr>
+          <w:p>
+            <w:pPr>
+              <w:jc w:val="center"/>
+            </w:pPr>
+            <w:r/>
+            <w:r>
+              <w:rPr>
+                <w:sz w:val="20"/>
+              </w:rPr>
+              <w:t>10,31</w:t>
+            </w:r>
+          </w:p>
+        </w:tc>
+        <w:tc>
+          <w:tcPr>
+            <w:tcW w:type="dxa" w:w="907"/>
+          </w:tcPr>
+          <w:p>
+            <w:pPr>
+              <w:jc w:val="center"/>
+            </w:pPr>
+            <w:r/>
+            <w:r>
+              <w:rPr>
+                <w:sz w:val="20"/>
+              </w:rPr>
+              <w:t>103,03</w:t>
+            </w:r>
+          </w:p>
+        </w:tc>
+      </w:tr>
+      <w:tr>
+        <w:tc>
+          <w:tcPr>
+            <w:tcW w:type="dxa" w:w="624"/>
+          </w:tcPr>
+          <w:p>
+            <w:pPr>
+              <w:jc w:val="left"/>
+            </w:pPr>
+            <w:r/>
+            <w:r>
+              <w:rPr>
+                <w:sz w:val="20"/>
+              </w:rPr>
+              <w:t>9,8</w:t>
+            </w:r>
+          </w:p>
+        </w:tc>
+        <w:tc>
+          <w:tcPr>
+            <w:tcW w:type="dxa" w:w="2268"/>
+          </w:tcPr>
+          <w:p>
+            <w:pPr>
+              <w:jc w:val="center"/>
+            </w:pPr>
+            <w:r/>
+            <w:r>
+              <w:rPr>
+                <w:sz w:val="20"/>
+              </w:rPr>
+              <w:t>один Tx (tx1) × один Rx (rx8)</w:t>
+            </w:r>
+          </w:p>
+        </w:tc>
+        <w:tc>
+          <w:tcPr>
+            <w:tcW w:type="dxa" w:w="680"/>
+          </w:tcPr>
+          <w:p>
+            <w:pPr>
+              <w:jc w:val="center"/>
+            </w:pPr>
+            <w:r/>
+            <w:r>
+              <w:rPr>
+                <w:sz w:val="20"/>
+              </w:rPr>
+              <w:t>±30°</w:t>
+            </w:r>
+          </w:p>
+        </w:tc>
+        <w:tc>
+          <w:tcPr>
+            <w:tcW w:type="dxa" w:w="1474"/>
+          </w:tcPr>
+          <w:p>
+            <w:pPr>
+              <w:jc w:val="center"/>
+            </w:pPr>
+            <w:r/>
+            <w:r>
+              <w:rPr>
+                <w:sz w:val="20"/>
+              </w:rPr>
+              <w:t>−22,3; 31,0</w:t>
+            </w:r>
+          </w:p>
+        </w:tc>
+        <w:tc>
+          <w:tcPr>
+            <w:tcW w:type="dxa" w:w="1134"/>
+          </w:tcPr>
+          <w:p>
+            <w:pPr>
+              <w:jc w:val="center"/>
+            </w:pPr>
+            <w:r/>
+            <w:r>
+              <w:rPr>
+                <w:sz w:val="20"/>
+              </w:rPr>
+              <w:t>−22,5; 30,0</w:t>
+            </w:r>
+          </w:p>
+        </w:tc>
+        <w:tc>
+          <w:tcPr>
+            <w:tcW w:type="dxa" w:w="1247"/>
+          </w:tcPr>
+          <w:p>
+            <w:pPr>
+              <w:jc w:val="center"/>
+            </w:pPr>
+            <w:r/>
+            <w:r>
+              <w:rPr>
+                <w:sz w:val="20"/>
+              </w:rPr>
+              <w:t>−11,2; 15,0</w:t>
+            </w:r>
+          </w:p>
+        </w:tc>
+        <w:tc>
+          <w:tcPr>
+            <w:tcW w:type="dxa" w:w="907"/>
+          </w:tcPr>
+          <w:p>
+            <w:pPr>
+              <w:jc w:val="center"/>
+            </w:pPr>
+            <w:r/>
+            <w:r>
+              <w:rPr>
+                <w:sz w:val="20"/>
+              </w:rPr>
+              <w:t>0,98</w:t>
+            </w:r>
+          </w:p>
+        </w:tc>
+        <w:tc>
+          <w:tcPr>
+            <w:tcW w:type="dxa" w:w="907"/>
+          </w:tcPr>
+          <w:p>
+            <w:pPr>
+              <w:jc w:val="center"/>
+            </w:pPr>
+            <w:r/>
+            <w:r>
+              <w:rPr>
+                <w:sz w:val="20"/>
+              </w:rPr>
+              <w:t>15,98</w:t>
+            </w:r>
+          </w:p>
+        </w:tc>
+      </w:tr>
+      <w:tr>
+        <w:tc>
+          <w:tcPr>
+            <w:tcW w:type="dxa" w:w="624"/>
+          </w:tcPr>
+          <w:p>
+            <w:pPr>
+              <w:jc w:val="left"/>
+            </w:pPr>
+            <w:r/>
+            <w:r>
+              <w:rPr>
+                <w:sz w:val="20"/>
+              </w:rPr>
+              <w:t>10,0</w:t>
+            </w:r>
+          </w:p>
+        </w:tc>
+        <w:tc>
+          <w:tcPr>
+            <w:tcW w:type="dxa" w:w="2268"/>
+          </w:tcPr>
+          <w:p>
+            <w:pPr>
+              <w:jc w:val="center"/>
+            </w:pPr>
+            <w:r/>
+            <w:r>
+              <w:rPr>
+                <w:sz w:val="20"/>
+              </w:rPr>
+              <w:t>вся решётка: 4 Tx × 8 Rx</w:t>
+            </w:r>
+          </w:p>
+        </w:tc>
+        <w:tc>
+          <w:tcPr>
+            <w:tcW w:type="dxa" w:w="680"/>
+          </w:tcPr>
+          <w:p>
+            <w:pPr>
+              <w:jc w:val="center"/>
+            </w:pPr>
+            <w:r/>
+            <w:r>
+              <w:rPr>
+                <w:sz w:val="20"/>
+              </w:rPr>
+              <w:t>±3°</w:t>
+            </w:r>
+          </w:p>
+        </w:tc>
+        <w:tc>
+          <w:tcPr>
+            <w:tcW w:type="dxa" w:w="1474"/>
+          </w:tcPr>
+          <w:p>
+            <w:pPr>
+              <w:jc w:val="center"/>
+            </w:pPr>
+            <w:r/>
+            <w:r>
+              <w:rPr>
+                <w:sz w:val="20"/>
+              </w:rPr>
+              <w:t>0,0; 30,0</w:t>
+            </w:r>
+          </w:p>
+        </w:tc>
+        <w:tc>
+          <w:tcPr>
+            <w:tcW w:type="dxa" w:w="1134"/>
+          </w:tcPr>
+          <w:p>
+            <w:pPr>
+              <w:jc w:val="center"/>
+            </w:pPr>
+            <w:r/>
+            <w:r>
+              <w:rPr>
+                <w:sz w:val="20"/>
+              </w:rPr>
+              <w:t>0,0; 30,0</w:t>
+            </w:r>
+          </w:p>
+        </w:tc>
+        <w:tc>
+          <w:tcPr>
+            <w:tcW w:type="dxa" w:w="1247"/>
+          </w:tcPr>
+          <w:p>
+            <w:pPr>
+              <w:jc w:val="center"/>
+            </w:pPr>
+            <w:r/>
+            <w:r>
+              <w:rPr>
+                <w:sz w:val="20"/>
+              </w:rPr>
+              <w:t>0,0; 10,0</w:t>
+            </w:r>
+          </w:p>
+        </w:tc>
+        <w:tc>
+          <w:tcPr>
+            <w:tcW w:type="dxa" w:w="907"/>
+          </w:tcPr>
+          <w:p>
+            <w:pPr>
+              <w:jc w:val="center"/>
+            </w:pPr>
+            <w:r/>
+            <w:r>
+              <w:rPr>
+                <w:sz w:val="20"/>
+              </w:rPr>
+              <w:t>0,02</w:t>
+            </w:r>
+          </w:p>
+        </w:tc>
+        <w:tc>
+          <w:tcPr>
+            <w:tcW w:type="dxa" w:w="907"/>
+          </w:tcPr>
+          <w:p>
+            <w:pPr>
+              <w:jc w:val="center"/>
+            </w:pPr>
+            <w:r/>
+            <w:r>
+              <w:rPr>
+                <w:sz w:val="20"/>
+              </w:rPr>
+              <w:t>20,02</w:t>
+            </w:r>
+          </w:p>
+        </w:tc>
+      </w:tr>
+      <w:tr>
+        <w:tc>
+          <w:tcPr>
+            <w:tcW w:type="dxa" w:w="624"/>
+          </w:tcPr>
+          <w:p>
+            <w:pPr>
+              <w:jc w:val="left"/>
+            </w:pPr>
+            <w:r/>
+            <w:r>
+              <w:rPr>
+                <w:sz w:val="20"/>
+              </w:rPr>
+              <w:t>10,0</w:t>
+            </w:r>
+          </w:p>
+        </w:tc>
+        <w:tc>
+          <w:tcPr>
+            <w:tcW w:type="dxa" w:w="2268"/>
+          </w:tcPr>
+          <w:p>
+            <w:pPr>
+              <w:jc w:val="center"/>
+            </w:pPr>
+            <w:r/>
+            <w:r>
+              <w:rPr>
+                <w:sz w:val="20"/>
+              </w:rPr>
+              <w:t>левая пара Tx (tx1, tx2) × 8 Rx</w:t>
+            </w:r>
+          </w:p>
+        </w:tc>
+        <w:tc>
+          <w:tcPr>
+            <w:tcW w:type="dxa" w:w="680"/>
+          </w:tcPr>
+          <w:p>
+            <w:pPr>
+              <w:jc w:val="center"/>
+            </w:pPr>
+            <w:r/>
+            <w:r>
+              <w:rPr>
+                <w:sz w:val="20"/>
+              </w:rPr>
+              <w:t>±3°</w:t>
+            </w:r>
+          </w:p>
+        </w:tc>
+        <w:tc>
+          <w:tcPr>
+            <w:tcW w:type="dxa" w:w="1474"/>
+          </w:tcPr>
+          <w:p>
+            <w:pPr>
+              <w:jc w:val="center"/>
+            </w:pPr>
+            <w:r/>
+            <w:r>
+              <w:rPr>
+                <w:sz w:val="20"/>
+              </w:rPr>
+              <w:t>−119,3; 30,0</w:t>
+            </w:r>
+          </w:p>
+        </w:tc>
+        <w:tc>
+          <w:tcPr>
+            <w:tcW w:type="dxa" w:w="1134"/>
+          </w:tcPr>
+          <w:p>
+            <w:pPr>
+              <w:jc w:val="center"/>
+            </w:pPr>
+            <w:r/>
+            <w:r>
+              <w:rPr>
+                <w:sz w:val="20"/>
+              </w:rPr>
+              <w:t>−120,0; 30,0</w:t>
+            </w:r>
+          </w:p>
+        </w:tc>
+        <w:tc>
+          <w:tcPr>
+            <w:tcW w:type="dxa" w:w="1247"/>
+          </w:tcPr>
+          <w:p>
+            <w:pPr>
+              <w:jc w:val="center"/>
+            </w:pPr>
+            <w:r/>
+            <w:r>
+              <w:rPr>
+                <w:sz w:val="20"/>
+              </w:rPr>
+              <w:t>−24,0; 6,0</w:t>
+            </w:r>
+          </w:p>
+        </w:tc>
+        <w:tc>
+          <w:tcPr>
+            <w:tcW w:type="dxa" w:w="907"/>
+          </w:tcPr>
+          <w:p>
+            <w:pPr>
+              <w:jc w:val="center"/>
+            </w:pPr>
+            <w:r/>
+            <w:r>
+              <w:rPr>
+                <w:sz w:val="20"/>
+              </w:rPr>
+              <w:t>0,69</w:t>
+            </w:r>
+          </w:p>
+        </w:tc>
+        <w:tc>
+          <w:tcPr>
+            <w:tcW w:type="dxa" w:w="907"/>
+          </w:tcPr>
+          <w:p>
+            <w:pPr>
+              <w:jc w:val="center"/>
+            </w:pPr>
+            <w:r/>
+            <w:r>
+              <w:rPr>
+                <w:sz w:val="20"/>
+              </w:rPr>
+              <w:t>95,31</w:t>
+            </w:r>
+          </w:p>
+        </w:tc>
+      </w:tr>
+      <w:tr>
+        <w:tc>
+          <w:tcPr>
+            <w:tcW w:type="dxa" w:w="624"/>
+          </w:tcPr>
+          <w:p>
+            <w:pPr>
+              <w:jc w:val="left"/>
+            </w:pPr>
+            <w:r/>
+            <w:r>
+              <w:rPr>
+                <w:sz w:val="20"/>
+              </w:rPr>
+              <w:t>10,0</w:t>
+            </w:r>
+          </w:p>
+        </w:tc>
+        <w:tc>
+          <w:tcPr>
+            <w:tcW w:type="dxa" w:w="2268"/>
+          </w:tcPr>
+          <w:p>
+            <w:pPr>
+              <w:jc w:val="center"/>
+            </w:pPr>
+            <w:r/>
+            <w:r>
+              <w:rPr>
+                <w:sz w:val="20"/>
+              </w:rPr>
+              <w:t>один Tx (tx1) × 8 Rx</w:t>
+            </w:r>
+          </w:p>
+        </w:tc>
+        <w:tc>
+          <w:tcPr>
+            <w:tcW w:type="dxa" w:w="680"/>
+          </w:tcPr>
+          <w:p>
+            <w:pPr>
+              <w:jc w:val="center"/>
+            </w:pPr>
+            <w:r/>
+            <w:r>
+              <w:rPr>
+                <w:sz w:val="20"/>
+              </w:rPr>
+              <w:t>±3°</w:t>
+            </w:r>
+          </w:p>
+        </w:tc>
+        <w:tc>
+          <w:tcPr>
+            <w:tcW w:type="dxa" w:w="1474"/>
+          </w:tcPr>
+          <w:p>
+            <w:pPr>
+              <w:jc w:val="center"/>
+            </w:pPr>
+            <w:r/>
+            <w:r>
+              <w:rPr>
+                <w:sz w:val="20"/>
+              </w:rPr>
+              <w:t>−131,2; 32,9</w:t>
+            </w:r>
+          </w:p>
+        </w:tc>
+        <w:tc>
+          <w:tcPr>
+            <w:tcW w:type="dxa" w:w="1134"/>
+          </w:tcPr>
+          <w:p>
+            <w:pPr>
+              <w:jc w:val="center"/>
+            </w:pPr>
+            <w:r/>
+            <w:r>
+              <w:rPr>
+                <w:sz w:val="20"/>
+              </w:rPr>
+              <w:t>−127,5; 30,0</w:t>
+            </w:r>
+          </w:p>
+        </w:tc>
+        <w:tc>
+          <w:tcPr>
+            <w:tcW w:type="dxa" w:w="1247"/>
+          </w:tcPr>
+          <w:p>
+            <w:pPr>
+              <w:jc w:val="center"/>
+            </w:pPr>
+            <w:r/>
+            <w:r>
+              <w:rPr>
+                <w:sz w:val="20"/>
+              </w:rPr>
+              <w:t>−14,2; 3,3</w:t>
+            </w:r>
+          </w:p>
+        </w:tc>
+        <w:tc>
+          <w:tcPr>
+            <w:tcW w:type="dxa" w:w="907"/>
+          </w:tcPr>
+          <w:p>
+            <w:pPr>
+              <w:jc w:val="center"/>
+            </w:pPr>
+            <w:r/>
+            <w:r>
+              <w:rPr>
+                <w:sz w:val="20"/>
+              </w:rPr>
+              <w:t>3,73</w:t>
+            </w:r>
+          </w:p>
+        </w:tc>
+        <w:tc>
+          <w:tcPr>
+            <w:tcW w:type="dxa" w:w="907"/>
+          </w:tcPr>
+          <w:p>
+            <w:pPr>
+              <w:jc w:val="center"/>
+            </w:pPr>
+            <w:r/>
+            <w:r>
+              <w:rPr>
+                <w:sz w:val="20"/>
+              </w:rPr>
+              <w:t>117,07</w:t>
+            </w:r>
+          </w:p>
+        </w:tc>
+      </w:tr>
+      <w:tr>
+        <w:tc>
+          <w:tcPr>
+            <w:tcW w:type="dxa" w:w="624"/>
+          </w:tcPr>
+          <w:p>
+            <w:pPr>
+              <w:jc w:val="left"/>
+            </w:pPr>
+            <w:r/>
+            <w:r>
+              <w:rPr>
+                <w:sz w:val="20"/>
+              </w:rPr>
+              <w:t>10,0</w:t>
+            </w:r>
+          </w:p>
+        </w:tc>
+        <w:tc>
+          <w:tcPr>
+            <w:tcW w:type="dxa" w:w="2268"/>
+          </w:tcPr>
+          <w:p>
+            <w:pPr>
+              <w:jc w:val="center"/>
+            </w:pPr>
+            <w:r/>
+            <w:r>
+              <w:rPr>
+                <w:sz w:val="20"/>
+              </w:rPr>
+              <w:t>один Tx (tx1) × один Rx (rx8)</w:t>
+            </w:r>
+          </w:p>
+        </w:tc>
+        <w:tc>
+          <w:tcPr>
+            <w:tcW w:type="dxa" w:w="680"/>
+          </w:tcPr>
+          <w:p>
+            <w:pPr>
+              <w:jc w:val="center"/>
+            </w:pPr>
+            <w:r/>
+            <w:r>
+              <w:rPr>
+                <w:sz w:val="20"/>
+              </w:rPr>
+              <w:t>±30°</w:t>
+            </w:r>
+          </w:p>
+        </w:tc>
+        <w:tc>
+          <w:tcPr>
+            <w:tcW w:type="dxa" w:w="1474"/>
+          </w:tcPr>
+          <w:p>
+            <w:pPr>
+              <w:jc w:val="center"/>
+            </w:pPr>
+            <w:r/>
+            <w:r>
+              <w:rPr>
+                <w:sz w:val="20"/>
+              </w:rPr>
+              <w:t>−21,5; 30,6</w:t>
+            </w:r>
+          </w:p>
+        </w:tc>
+        <w:tc>
+          <w:tcPr>
+            <w:tcW w:type="dxa" w:w="1134"/>
+          </w:tcPr>
+          <w:p>
+            <w:pPr>
+              <w:jc w:val="center"/>
+            </w:pPr>
+            <w:r/>
+            <w:r>
+              <w:rPr>
+                <w:sz w:val="20"/>
+              </w:rPr>
+              <w:t>−22,5; 30,0</w:t>
+            </w:r>
+          </w:p>
+        </w:tc>
+        <w:tc>
+          <w:tcPr>
+            <w:tcW w:type="dxa" w:w="1247"/>
+          </w:tcPr>
+          <w:p>
+            <w:pPr>
+              <w:jc w:val="center"/>
+            </w:pPr>
+            <w:r/>
+            <w:r>
+              <w:rPr>
+                <w:sz w:val="20"/>
+              </w:rPr>
+              <w:t>−11,2; 15,0</w:t>
+            </w:r>
+          </w:p>
+        </w:tc>
+        <w:tc>
+          <w:tcPr>
+            <w:tcW w:type="dxa" w:w="907"/>
+          </w:tcPr>
+          <w:p>
+            <w:pPr>
+              <w:jc w:val="center"/>
+            </w:pPr>
+            <w:r/>
+            <w:r>
+              <w:rPr>
+                <w:sz w:val="20"/>
+              </w:rPr>
+              <w:t>1,00</w:t>
+            </w:r>
+          </w:p>
+        </w:tc>
+        <w:tc>
+          <w:tcPr>
+            <w:tcW w:type="dxa" w:w="907"/>
+          </w:tcPr>
+          <w:p>
+            <w:pPr>
+              <w:jc w:val="center"/>
+            </w:pPr>
+            <w:r/>
+            <w:r>
+              <w:rPr>
+                <w:sz w:val="20"/>
+              </w:rPr>
+              <w:t>15,59</w:t>
+            </w:r>
+          </w:p>
+        </w:tc>
+      </w:tr>
+      <w:tr>
+        <w:tc>
+          <w:tcPr>
+            <w:tcW w:type="dxa" w:w="624"/>
+          </w:tcPr>
+          <w:p>
+            <w:pPr>
+              <w:jc w:val="left"/>
+            </w:pPr>
+            <w:r/>
+            <w:r>
+              <w:rPr>
+                <w:sz w:val="20"/>
+              </w:rPr>
+              <w:t>10,2</w:t>
+            </w:r>
+          </w:p>
+        </w:tc>
+        <w:tc>
+          <w:tcPr>
+            <w:tcW w:type="dxa" w:w="2268"/>
+          </w:tcPr>
+          <w:p>
+            <w:pPr>
+              <w:jc w:val="center"/>
+            </w:pPr>
+            <w:r/>
+            <w:r>
+              <w:rPr>
+                <w:sz w:val="20"/>
+              </w:rPr>
+              <w:t>вся решётка: 4 Tx × 8 Rx</w:t>
+            </w:r>
+          </w:p>
+        </w:tc>
+        <w:tc>
+          <w:tcPr>
+            <w:tcW w:type="dxa" w:w="680"/>
+          </w:tcPr>
+          <w:p>
+            <w:pPr>
+              <w:jc w:val="center"/>
+            </w:pPr>
+            <w:r/>
+            <w:r>
+              <w:rPr>
+                <w:sz w:val="20"/>
+              </w:rPr>
+              <w:t>±3°</w:t>
+            </w:r>
+          </w:p>
+        </w:tc>
+        <w:tc>
+          <w:tcPr>
+            <w:tcW w:type="dxa" w:w="1474"/>
+          </w:tcPr>
+          <w:p>
+            <w:pPr>
+              <w:jc w:val="center"/>
+            </w:pPr>
+            <w:r/>
+            <w:r>
+              <w:rPr>
+                <w:sz w:val="20"/>
+              </w:rPr>
+              <w:t>0,0; 30,1</w:t>
+            </w:r>
+          </w:p>
+        </w:tc>
+        <w:tc>
+          <w:tcPr>
+            <w:tcW w:type="dxa" w:w="1134"/>
+          </w:tcPr>
+          <w:p>
+            <w:pPr>
+              <w:jc w:val="center"/>
+            </w:pPr>
+            <w:r/>
+            <w:r>
+              <w:rPr>
+                <w:sz w:val="20"/>
+              </w:rPr>
+              <w:t>0,0; 30,0</w:t>
+            </w:r>
+          </w:p>
+        </w:tc>
+        <w:tc>
+          <w:tcPr>
+            <w:tcW w:type="dxa" w:w="1247"/>
+          </w:tcPr>
+          <w:p>
+            <w:pPr>
+              <w:jc w:val="center"/>
+            </w:pPr>
+            <w:r/>
+            <w:r>
+              <w:rPr>
+                <w:sz w:val="20"/>
+              </w:rPr>
+              <w:t>0,0; 10,0</w:t>
+            </w:r>
+          </w:p>
+        </w:tc>
+        <w:tc>
+          <w:tcPr>
+            <w:tcW w:type="dxa" w:w="907"/>
+          </w:tcPr>
+          <w:p>
+            <w:pPr>
+              <w:jc w:val="center"/>
+            </w:pPr>
+            <w:r/>
+            <w:r>
+              <w:rPr>
+                <w:sz w:val="20"/>
+              </w:rPr>
+              <w:t>0,13</w:t>
+            </w:r>
+          </w:p>
+        </w:tc>
+        <w:tc>
+          <w:tcPr>
+            <w:tcW w:type="dxa" w:w="907"/>
+          </w:tcPr>
+          <w:p>
+            <w:pPr>
+              <w:jc w:val="center"/>
+            </w:pPr>
+            <w:r/>
+            <w:r>
+              <w:rPr>
+                <w:sz w:val="20"/>
+              </w:rPr>
+              <w:t>20,13</w:t>
+            </w:r>
+          </w:p>
+        </w:tc>
+      </w:tr>
+      <w:tr>
+        <w:tc>
+          <w:tcPr>
+            <w:tcW w:type="dxa" w:w="624"/>
+          </w:tcPr>
+          <w:p>
+            <w:pPr>
+              <w:jc w:val="left"/>
+            </w:pPr>
+            <w:r/>
+            <w:r>
+              <w:rPr>
+                <w:sz w:val="20"/>
+              </w:rPr>
+              <w:t>10,2</w:t>
+            </w:r>
+          </w:p>
+        </w:tc>
+        <w:tc>
+          <w:tcPr>
+            <w:tcW w:type="dxa" w:w="2268"/>
+          </w:tcPr>
+          <w:p>
+            <w:pPr>
+              <w:jc w:val="center"/>
+            </w:pPr>
+            <w:r/>
+            <w:r>
+              <w:rPr>
+                <w:sz w:val="20"/>
+              </w:rPr>
+              <w:t>левая пара Tx (tx1, tx2) × 8 Rx</w:t>
+            </w:r>
+          </w:p>
+        </w:tc>
+        <w:tc>
+          <w:tcPr>
+            <w:tcW w:type="dxa" w:w="680"/>
+          </w:tcPr>
+          <w:p>
+            <w:pPr>
+              <w:jc w:val="center"/>
+            </w:pPr>
+            <w:r/>
+            <w:r>
+              <w:rPr>
+                <w:sz w:val="20"/>
+              </w:rPr>
+              <w:t>±3°</w:t>
+            </w:r>
+          </w:p>
+        </w:tc>
+        <w:tc>
+          <w:tcPr>
+            <w:tcW w:type="dxa" w:w="1474"/>
+          </w:tcPr>
+          <w:p>
+            <w:pPr>
+              <w:jc w:val="center"/>
+            </w:pPr>
+            <w:r/>
+            <w:r>
+              <w:rPr>
+                <w:sz w:val="20"/>
+              </w:rPr>
+              <w:t>−119,8; 30,1</w:t>
+            </w:r>
+          </w:p>
+        </w:tc>
+        <w:tc>
+          <w:tcPr>
+            <w:tcW w:type="dxa" w:w="1134"/>
+          </w:tcPr>
+          <w:p>
+            <w:pPr>
+              <w:jc w:val="center"/>
+            </w:pPr>
+            <w:r/>
+            <w:r>
+              <w:rPr>
+                <w:sz w:val="20"/>
+              </w:rPr>
+              <w:t>−120,0; 30,0</w:t>
+            </w:r>
+          </w:p>
+        </w:tc>
+        <w:tc>
+          <w:tcPr>
+            <w:tcW w:type="dxa" w:w="1247"/>
+          </w:tcPr>
+          <w:p>
+            <w:pPr>
+              <w:jc w:val="center"/>
+            </w:pPr>
+            <w:r/>
+            <w:r>
+              <w:rPr>
+                <w:sz w:val="20"/>
+              </w:rPr>
+              <w:t>−24,0; 6,0</w:t>
+            </w:r>
+          </w:p>
+        </w:tc>
+        <w:tc>
+          <w:tcPr>
+            <w:tcW w:type="dxa" w:w="907"/>
+          </w:tcPr>
+          <w:p>
+            <w:pPr>
+              <w:jc w:val="center"/>
+            </w:pPr>
+            <w:r/>
+            <w:r>
+              <w:rPr>
+                <w:sz w:val="20"/>
+              </w:rPr>
+              <w:t>0,20</w:t>
+            </w:r>
+          </w:p>
+        </w:tc>
+        <w:tc>
+          <w:tcPr>
+            <w:tcW w:type="dxa" w:w="907"/>
+          </w:tcPr>
+          <w:p>
+            <w:pPr>
+              <w:jc w:val="center"/>
+            </w:pPr>
+            <w:r/>
+            <w:r>
+              <w:rPr>
+                <w:sz w:val="20"/>
+              </w:rPr>
+              <w:t>95,80</w:t>
+            </w:r>
+          </w:p>
+        </w:tc>
+      </w:tr>
+      <w:tr>
+        <w:tc>
+          <w:tcPr>
+            <w:tcW w:type="dxa" w:w="624"/>
+          </w:tcPr>
+          <w:p>
+            <w:pPr>
+              <w:jc w:val="left"/>
+            </w:pPr>
+            <w:r/>
+            <w:r>
+              <w:rPr>
+                <w:sz w:val="20"/>
+              </w:rPr>
+              <w:t>10,2</w:t>
+            </w:r>
+          </w:p>
+        </w:tc>
+        <w:tc>
+          <w:tcPr>
+            <w:tcW w:type="dxa" w:w="2268"/>
+          </w:tcPr>
+          <w:p>
+            <w:pPr>
+              <w:jc w:val="center"/>
+            </w:pPr>
+            <w:r/>
+            <w:r>
+              <w:rPr>
+                <w:sz w:val="20"/>
+              </w:rPr>
+              <w:t>один Tx (tx1) × 8 Rx</w:t>
+            </w:r>
+          </w:p>
+        </w:tc>
+        <w:tc>
+          <w:tcPr>
+            <w:tcW w:type="dxa" w:w="680"/>
+          </w:tcPr>
+          <w:p>
+            <w:pPr>
+              <w:jc w:val="center"/>
+            </w:pPr>
+            <w:r/>
+            <w:r>
+              <w:rPr>
+                <w:sz w:val="20"/>
+              </w:rPr>
+              <w:t>±3°</w:t>
+            </w:r>
+          </w:p>
+        </w:tc>
+        <w:tc>
+          <w:tcPr>
+            <w:tcW w:type="dxa" w:w="1474"/>
+          </w:tcPr>
+          <w:p>
+            <w:pPr>
+              <w:jc w:val="center"/>
+            </w:pPr>
+            <w:r/>
+            <w:r>
+              <w:rPr>
+                <w:sz w:val="20"/>
+              </w:rPr>
+              <w:t>−142,5; 34,8</w:t>
+            </w:r>
+          </w:p>
+        </w:tc>
+        <w:tc>
+          <w:tcPr>
+            <w:tcW w:type="dxa" w:w="1134"/>
+          </w:tcPr>
+          <w:p>
+            <w:pPr>
+              <w:jc w:val="center"/>
+            </w:pPr>
+            <w:r/>
+            <w:r>
+              <w:rPr>
+                <w:sz w:val="20"/>
+              </w:rPr>
+              <w:t>−127,5; 30,0</w:t>
+            </w:r>
+          </w:p>
+        </w:tc>
+        <w:tc>
+          <w:tcPr>
+            <w:tcW w:type="dxa" w:w="1247"/>
+          </w:tcPr>
+          <w:p>
+            <w:pPr>
+              <w:jc w:val="center"/>
+            </w:pPr>
+            <w:r/>
+            <w:r>
+              <w:rPr>
+                <w:sz w:val="20"/>
+              </w:rPr>
+              <w:t>−14,2; 3,3</w:t>
+            </w:r>
+          </w:p>
+        </w:tc>
+        <w:tc>
+          <w:tcPr>
+            <w:tcW w:type="dxa" w:w="907"/>
+          </w:tcPr>
+          <w:p>
+            <w:pPr>
+              <w:jc w:val="center"/>
+            </w:pPr>
+            <w:r/>
+            <w:r>
+              <w:rPr>
+                <w:sz w:val="20"/>
+              </w:rPr>
+              <w:t>14,96</w:t>
+            </w:r>
+          </w:p>
+        </w:tc>
+        <w:tc>
+          <w:tcPr>
+            <w:tcW w:type="dxa" w:w="907"/>
+          </w:tcPr>
+          <w:p>
+            <w:pPr>
+              <w:jc w:val="center"/>
+            </w:pPr>
+            <w:r/>
+            <w:r>
+              <w:rPr>
+                <w:sz w:val="20"/>
+              </w:rPr>
+              <w:t>128,29</w:t>
+            </w:r>
+          </w:p>
+        </w:tc>
+      </w:tr>
+      <w:tr>
+        <w:tc>
+          <w:tcPr>
+            <w:tcW w:type="dxa" w:w="624"/>
+          </w:tcPr>
+          <w:p>
+            <w:pPr>
+              <w:jc w:val="left"/>
+            </w:pPr>
+            <w:r/>
+            <w:r>
+              <w:rPr>
+                <w:sz w:val="20"/>
+              </w:rPr>
+              <w:t>10,2</w:t>
+            </w:r>
+          </w:p>
+        </w:tc>
+        <w:tc>
+          <w:tcPr>
+            <w:tcW w:type="dxa" w:w="2268"/>
+          </w:tcPr>
+          <w:p>
+            <w:pPr>
+              <w:jc w:val="center"/>
+            </w:pPr>
+            <w:r/>
+            <w:r>
+              <w:rPr>
+                <w:sz w:val="20"/>
+              </w:rPr>
+              <w:t>один Tx (tx1) × один Rx (rx8)</w:t>
+            </w:r>
+          </w:p>
+        </w:tc>
+        <w:tc>
+          <w:tcPr>
+            <w:tcW w:type="dxa" w:w="680"/>
+          </w:tcPr>
+          <w:p>
+            <w:pPr>
+              <w:jc w:val="center"/>
+            </w:pPr>
+            <w:r/>
+            <w:r>
+              <w:rPr>
+                <w:sz w:val="20"/>
+              </w:rPr>
+              <w:t>±30°</w:t>
+            </w:r>
+          </w:p>
+        </w:tc>
+        <w:tc>
+          <w:tcPr>
+            <w:tcW w:type="dxa" w:w="1474"/>
+          </w:tcPr>
+          <w:p>
+            <w:pPr>
+              <w:jc w:val="center"/>
+            </w:pPr>
+            <w:r/>
+            <w:r>
+              <w:rPr>
+                <w:sz w:val="20"/>
+              </w:rPr>
+              <w:t>−20,9; 30,2</w:t>
+            </w:r>
+          </w:p>
+        </w:tc>
+        <w:tc>
+          <w:tcPr>
+            <w:tcW w:type="dxa" w:w="1134"/>
+          </w:tcPr>
+          <w:p>
+            <w:pPr>
+              <w:jc w:val="center"/>
+            </w:pPr>
+            <w:r/>
+            <w:r>
+              <w:rPr>
+                <w:sz w:val="20"/>
+              </w:rPr>
+              <w:t>−22,5; 30,0</w:t>
+            </w:r>
+          </w:p>
+        </w:tc>
+        <w:tc>
+          <w:tcPr>
+            <w:tcW w:type="dxa" w:w="1247"/>
+          </w:tcPr>
+          <w:p>
+            <w:pPr>
+              <w:jc w:val="center"/>
+            </w:pPr>
+            <w:r/>
+            <w:r>
+              <w:rPr>
+                <w:sz w:val="20"/>
+              </w:rPr>
+              <w:t>−11,2; 15,0</w:t>
+            </w:r>
+          </w:p>
+        </w:tc>
+        <w:tc>
+          <w:tcPr>
+            <w:tcW w:type="dxa" w:w="907"/>
+          </w:tcPr>
+          <w:p>
+            <w:pPr>
+              <w:jc w:val="center"/>
+            </w:pPr>
+            <w:r/>
+            <w:r>
+              <w:rPr>
+                <w:sz w:val="20"/>
+              </w:rPr>
+              <w:t>1,60</w:t>
+            </w:r>
+          </w:p>
+        </w:tc>
+        <w:tc>
+          <w:tcPr>
+            <w:tcW w:type="dxa" w:w="907"/>
+          </w:tcPr>
+          <w:p>
+            <w:pPr>
+              <w:jc w:val="center"/>
+            </w:pPr>
+            <w:r/>
+            <w:r>
+              <w:rPr>
+                <w:sz w:val="20"/>
+              </w:rPr>
+              <w:t>15,21</w:t>
             </w:r>
           </w:p>
         </w:tc>
@@ -828,7 +2238,7 @@
           <w:i/>
           <w:sz w:val="20"/>
         </w:rPr>
-        <w:t>Табл. 1. Линейная решётка, сечение вдоль оси (φ = 0), 10 ГГц</w:t>
+        <w:t>Табл. 1. Линейная решётка: фазовый центр MIMO-решётки по CST против двух кандидатов на трёх частотах</w:t>
       </w:r>
     </w:p>
     <w:p>
@@ -840,7 +2250,15 @@
           <w:b w:val="0"/>
           <w:i w:val="0"/>
         </w:rPr>
-        <w:t>Фазовые центры: Rx отклоняются от геометрии не более чем на 0,23 мм, Tx — на 1,20 мм (пары Tx с шагом λ/2 «расталкиваются» взаимной связью; это λ/25, на пределе критерия). Фаза φ0 встроенных ДН крайних Rx отстаёт на 71° от внутренних, Tx — на 159°; на ДН ВАР это почти не сказалось (табл. 1, два столбца CST), потому что разнофазность симметрична относительно центра решётки.</w:t>
+        <w:t>Числа табл. 1: для всей решётки отклонение от ВАР не превышает 0,23 мм на краях полосы и 0,02 мм в центре, от центра тяжести — 20 мм. Для одного передатчика со всеми приёмниками отклонение от ВАР 3,7 мм: здесь главный лепесток узкий (±3°), и рябь фазы встроенной ДН в ±10° (см. рис. 3, четвёртая панель) при таком узком секторе пересчитывается в неопределённость положения порядка λ/10. Это погрешность измерения, а не смещение: даже с ней ВАР ближе к результату в 30 раз, чем центр тяжести (117 мм).</w:t>
+      </w:r>
+    </w:p>
+    <w:p>
+      <w:pPr>
+        <w:pStyle w:val="Heading1"/>
+      </w:pPr>
+      <w:r>
+        <w:t>5. Кольцо: симметричное — центр, несимметричные наборы — за ВАР</w:t>
       </w:r>
     </w:p>
     <w:p>
@@ -852,27 +2270,7 @@
           <w:b w:val="0"/>
           <w:i w:val="0"/>
         </w:rPr>
-        <w:t>Сдвиг ряда Tx на λ: формула в сечении φ = 0 от сдвига по y не зависит, а CST с реально сдвинутым рядом даёт ту же ширину луча и тот же УБЛ — утверждение [1] о поперечном смещении подтверждается. Развязка Tx–Rx при этом не хуже −27 дБ (худшая пара Tx2–Rx1), Rx–Rx между соседями −19 дБ.</w:t>
-      </w:r>
-    </w:p>
-    <w:p>
-      <w:pPr>
-        <w:pStyle w:val="Heading1"/>
-      </w:pPr>
-      <w:r>
-        <w:t>4. Кольцо 20 Rx + 10 Tx</w:t>
-      </w:r>
-    </w:p>
-    <w:p>
-      <w:pPr>
-        <w:jc w:val="both"/>
-      </w:pPr>
-      <w:r>
-        <w:rPr>
-          <w:b w:val="0"/>
-          <w:i w:val="0"/>
-        </w:rPr>
-        <w:t>Кольцо ДЗ1 (Rx на R = 50λ, Tx на 67,5λ) имеет диаметр 4 м и в CST не считается. Проверка выполнена на геометрически подобных кольцах с тем же числом элементов и тем же отношением радиусов 1,35: R = 5λ (диаметр по Tx 0,4 м, 4,5 млн ячеек, 93 мин). Если формула ВАР верна при тесном кольце, где связь между элементами сильнее, она верна и при разрежённом.</w:t>
+        <w:t>На рис. 4 то же измерение для кольца. Первая панель — вся решётка: оба кандидата в центре, точки лежат горизонтально, центр найден с точностью 0,01 мм. Остальные панели — несимметричные наборы, где кандидаты расходятся: половина передатчиков (ВАР предсказывает (40; 125) мм, центр тяжести (8; 25)), один передатчик (ВАР (202; 0), центр тяжести (10; 0)) и одна пара из противоположных элементов (ВАР (52; 0), центр тяжести (26; 0)).</w:t>
       </w:r>
     </w:p>
     <w:p>
@@ -882,7 +2280,7 @@
       <w:r>
         <w:drawing>
           <wp:inline xmlns:a="http://schemas.openxmlformats.org/drawingml/2006/main" xmlns:pic="http://schemas.openxmlformats.org/drawingml/2006/picture">
-            <wp:extent cx="4680000" cy="3510000"/>
+            <wp:extent cx="5580000" cy="3932571"/>
             <wp:docPr id="4" name="Picture 4"/>
             <wp:cNvGraphicFramePr>
               <a:graphicFrameLocks noChangeAspect="1"/>
@@ -891,7 +2289,7 @@
               <a:graphicData uri="http://schemas.openxmlformats.org/drawingml/2006/picture">
                 <pic:pic>
                   <pic:nvPicPr>
-                    <pic:cNvPr id="0" name="ring_R5_layout.png"/>
+                    <pic:cNvPr id="0" name="ring_R5_mimo_pc.png"/>
                     <pic:cNvPicPr/>
                   </pic:nvPicPr>
                   <pic:blipFill>
@@ -903,7 +2301,7 @@
                   <pic:spPr>
                     <a:xfrm>
                       <a:off x="0" y="0"/>
-                      <a:ext cx="4680000" cy="3510000"/>
+                      <a:ext cx="5580000" cy="3932571"/>
                     </a:xfrm>
                     <a:prstGeom prst="rect"/>
                   </pic:spPr>
@@ -925,7 +2323,689 @@
           <w:i/>
           <w:sz w:val="20"/>
         </w:rPr>
-        <w:t>Рис. 4. Кольцо R = 5λ: геометрия (контуры) и найденные фазовые центры (закрашено); они совпадают с точностью 0,07 мм = λ/444. Цвет — фаза φ0 встроенной ДН</w:t>
+        <w:t>Рис. 4. Кольцо R = 5λ, 10 ГГц, сечение φ = 0°. Слева направо и сверху вниз: вся решётка; половина Tx со всеми Rx; один Tx со всеми Rx; одна пара Tx–Rx из противоположных элементов (сектор ±30°)</w:t>
+      </w:r>
+    </w:p>
+    <w:tbl>
+      <w:tblPr>
+        <w:tblStyle w:val="TableGrid"/>
+        <w:tblW w:type="auto" w:w="0"/>
+        <w:jc w:val="center"/>
+        <w:tblLook w:firstColumn="1" w:firstRow="1" w:lastColumn="0" w:lastRow="0" w:noHBand="0" w:noVBand="1" w:val="04A0"/>
+      </w:tblPr>
+      <w:tblGrid>
+        <w:gridCol w:w="1384"/>
+        <w:gridCol w:w="1384"/>
+        <w:gridCol w:w="1384"/>
+        <w:gridCol w:w="1384"/>
+        <w:gridCol w:w="1384"/>
+        <w:gridCol w:w="1384"/>
+        <w:gridCol w:w="1384"/>
+      </w:tblGrid>
+      <w:tr>
+        <w:tc>
+          <w:tcPr>
+            <w:tcW w:type="dxa" w:w="2608"/>
+            <w:shd w:val="clear" w:color="auto" w:fill="E7E6E6"/>
+          </w:tcPr>
+          <w:p>
+            <w:pPr>
+              <w:jc w:val="center"/>
+            </w:pPr>
+            <w:r/>
+            <w:r>
+              <w:rPr>
+                <w:b/>
+                <w:sz w:val="20"/>
+              </w:rPr>
+              <w:t>Набор каналов</w:t>
+            </w:r>
+          </w:p>
+        </w:tc>
+        <w:tc>
+          <w:tcPr>
+            <w:tcW w:type="dxa" w:w="680"/>
+            <w:shd w:val="clear" w:color="auto" w:fill="E7E6E6"/>
+          </w:tcPr>
+          <w:p>
+            <w:pPr>
+              <w:jc w:val="center"/>
+            </w:pPr>
+            <w:r/>
+            <w:r>
+              <w:rPr>
+                <w:b/>
+                <w:sz w:val="20"/>
+              </w:rPr>
+              <w:t>Сектор</w:t>
+            </w:r>
+          </w:p>
+        </w:tc>
+        <w:tc>
+          <w:tcPr>
+            <w:tcW w:type="dxa" w:w="1587"/>
+            <w:shd w:val="clear" w:color="auto" w:fill="E7E6E6"/>
+          </w:tcPr>
+          <w:p>
+            <w:pPr>
+              <w:jc w:val="center"/>
+            </w:pPr>
+            <w:r/>
+            <w:r>
+              <w:rPr>
+                <w:b/>
+                <w:sz w:val="20"/>
+              </w:rPr>
+              <w:t>Центр по CST x; y, мм</w:t>
+            </w:r>
+          </w:p>
+        </w:tc>
+        <w:tc>
+          <w:tcPr>
+            <w:tcW w:type="dxa" w:w="1247"/>
+            <w:shd w:val="clear" w:color="auto" w:fill="E7E6E6"/>
+          </w:tcPr>
+          <w:p>
+            <w:pPr>
+              <w:jc w:val="center"/>
+            </w:pPr>
+            <w:r/>
+            <w:r>
+              <w:rPr>
+                <w:b/>
+                <w:sz w:val="20"/>
+              </w:rPr>
+              <w:t>ВАР x; y</w:t>
+            </w:r>
+          </w:p>
+        </w:tc>
+        <w:tc>
+          <w:tcPr>
+            <w:tcW w:type="dxa" w:w="1361"/>
+            <w:shd w:val="clear" w:color="auto" w:fill="E7E6E6"/>
+          </w:tcPr>
+          <w:p>
+            <w:pPr>
+              <w:jc w:val="center"/>
+            </w:pPr>
+            <w:r/>
+            <w:r>
+              <w:rPr>
+                <w:b/>
+                <w:sz w:val="20"/>
+              </w:rPr>
+              <w:t>Центр тяжести x; y</w:t>
+            </w:r>
+          </w:p>
+        </w:tc>
+        <w:tc>
+          <w:tcPr>
+            <w:tcW w:type="dxa" w:w="907"/>
+            <w:shd w:val="clear" w:color="auto" w:fill="E7E6E6"/>
+          </w:tcPr>
+          <w:p>
+            <w:pPr>
+              <w:jc w:val="center"/>
+            </w:pPr>
+            <w:r/>
+            <w:r>
+              <w:rPr>
+                <w:b/>
+                <w:sz w:val="20"/>
+              </w:rPr>
+              <w:t>Откл. от ВАР, мм</w:t>
+            </w:r>
+          </w:p>
+        </w:tc>
+        <w:tc>
+          <w:tcPr>
+            <w:tcW w:type="dxa" w:w="907"/>
+            <w:shd w:val="clear" w:color="auto" w:fill="E7E6E6"/>
+          </w:tcPr>
+          <w:p>
+            <w:pPr>
+              <w:jc w:val="center"/>
+            </w:pPr>
+            <w:r/>
+            <w:r>
+              <w:rPr>
+                <w:b/>
+                <w:sz w:val="20"/>
+              </w:rPr>
+              <w:t>Откл. от ц. т., мм</w:t>
+            </w:r>
+          </w:p>
+        </w:tc>
+      </w:tr>
+      <w:tr>
+        <w:tc>
+          <w:tcPr>
+            <w:tcW w:type="dxa" w:w="2608"/>
+          </w:tcPr>
+          <w:p>
+            <w:pPr>
+              <w:jc w:val="left"/>
+            </w:pPr>
+            <w:r/>
+            <w:r>
+              <w:rPr>
+                <w:sz w:val="20"/>
+              </w:rPr>
+              <w:t>вся решётка: 10 Tx × 20 Rx</w:t>
+            </w:r>
+          </w:p>
+        </w:tc>
+        <w:tc>
+          <w:tcPr>
+            <w:tcW w:type="dxa" w:w="680"/>
+          </w:tcPr>
+          <w:p>
+            <w:pPr>
+              <w:jc w:val="center"/>
+            </w:pPr>
+            <w:r/>
+            <w:r>
+              <w:rPr>
+                <w:sz w:val="20"/>
+              </w:rPr>
+              <w:t>±2°</w:t>
+            </w:r>
+          </w:p>
+        </w:tc>
+        <w:tc>
+          <w:tcPr>
+            <w:tcW w:type="dxa" w:w="1587"/>
+          </w:tcPr>
+          <w:p>
+            <w:pPr>
+              <w:jc w:val="center"/>
+            </w:pPr>
+            <w:r/>
+            <w:r>
+              <w:rPr>
+                <w:sz w:val="20"/>
+              </w:rPr>
+              <w:t>0,0; 0,0</w:t>
+            </w:r>
+          </w:p>
+        </w:tc>
+        <w:tc>
+          <w:tcPr>
+            <w:tcW w:type="dxa" w:w="1247"/>
+          </w:tcPr>
+          <w:p>
+            <w:pPr>
+              <w:jc w:val="center"/>
+            </w:pPr>
+            <w:r/>
+            <w:r>
+              <w:rPr>
+                <w:sz w:val="20"/>
+              </w:rPr>
+              <w:t>0,0; 0,0</w:t>
+            </w:r>
+          </w:p>
+        </w:tc>
+        <w:tc>
+          <w:tcPr>
+            <w:tcW w:type="dxa" w:w="1361"/>
+          </w:tcPr>
+          <w:p>
+            <w:pPr>
+              <w:jc w:val="center"/>
+            </w:pPr>
+            <w:r/>
+            <w:r>
+              <w:rPr>
+                <w:sz w:val="20"/>
+              </w:rPr>
+              <w:t>0,0; 0,0</w:t>
+            </w:r>
+          </w:p>
+        </w:tc>
+        <w:tc>
+          <w:tcPr>
+            <w:tcW w:type="dxa" w:w="907"/>
+          </w:tcPr>
+          <w:p>
+            <w:pPr>
+              <w:jc w:val="center"/>
+            </w:pPr>
+            <w:r/>
+            <w:r>
+              <w:rPr>
+                <w:sz w:val="20"/>
+              </w:rPr>
+              <w:t>0,00</w:t>
+            </w:r>
+          </w:p>
+        </w:tc>
+        <w:tc>
+          <w:tcPr>
+            <w:tcW w:type="dxa" w:w="907"/>
+          </w:tcPr>
+          <w:p>
+            <w:pPr>
+              <w:jc w:val="center"/>
+            </w:pPr>
+            <w:r/>
+            <w:r>
+              <w:rPr>
+                <w:sz w:val="20"/>
+              </w:rPr>
+              <w:t>0,00</w:t>
+            </w:r>
+          </w:p>
+        </w:tc>
+      </w:tr>
+      <w:tr>
+        <w:tc>
+          <w:tcPr>
+            <w:tcW w:type="dxa" w:w="2608"/>
+          </w:tcPr>
+          <w:p>
+            <w:pPr>
+              <w:jc w:val="left"/>
+            </w:pPr>
+            <w:r/>
+            <w:r>
+              <w:rPr>
+                <w:sz w:val="20"/>
+              </w:rPr>
+              <w:t>половина Tx (tx1…tx5, правая) × 20 Rx</w:t>
+            </w:r>
+          </w:p>
+        </w:tc>
+        <w:tc>
+          <w:tcPr>
+            <w:tcW w:type="dxa" w:w="680"/>
+          </w:tcPr>
+          <w:p>
+            <w:pPr>
+              <w:jc w:val="center"/>
+            </w:pPr>
+            <w:r/>
+            <w:r>
+              <w:rPr>
+                <w:sz w:val="20"/>
+              </w:rPr>
+              <w:t>±2°</w:t>
+            </w:r>
+          </w:p>
+        </w:tc>
+        <w:tc>
+          <w:tcPr>
+            <w:tcW w:type="dxa" w:w="1587"/>
+          </w:tcPr>
+          <w:p>
+            <w:pPr>
+              <w:jc w:val="center"/>
+            </w:pPr>
+            <w:r/>
+            <w:r>
+              <w:rPr>
+                <w:sz w:val="20"/>
+              </w:rPr>
+              <w:t>41,7; 119,2</w:t>
+            </w:r>
+          </w:p>
+        </w:tc>
+        <w:tc>
+          <w:tcPr>
+            <w:tcW w:type="dxa" w:w="1247"/>
+          </w:tcPr>
+          <w:p>
+            <w:pPr>
+              <w:jc w:val="center"/>
+            </w:pPr>
+            <w:r/>
+            <w:r>
+              <w:rPr>
+                <w:sz w:val="20"/>
+              </w:rPr>
+              <w:t>40,5; 124,6</w:t>
+            </w:r>
+          </w:p>
+        </w:tc>
+        <w:tc>
+          <w:tcPr>
+            <w:tcW w:type="dxa" w:w="1361"/>
+          </w:tcPr>
+          <w:p>
+            <w:pPr>
+              <w:jc w:val="center"/>
+            </w:pPr>
+            <w:r/>
+            <w:r>
+              <w:rPr>
+                <w:sz w:val="20"/>
+              </w:rPr>
+              <w:t>8,1; 24,9</w:t>
+            </w:r>
+          </w:p>
+        </w:tc>
+        <w:tc>
+          <w:tcPr>
+            <w:tcW w:type="dxa" w:w="907"/>
+          </w:tcPr>
+          <w:p>
+            <w:pPr>
+              <w:jc w:val="center"/>
+            </w:pPr>
+            <w:r/>
+            <w:r>
+              <w:rPr>
+                <w:sz w:val="20"/>
+              </w:rPr>
+              <w:t>5,41</w:t>
+            </w:r>
+          </w:p>
+        </w:tc>
+        <w:tc>
+          <w:tcPr>
+            <w:tcW w:type="dxa" w:w="907"/>
+          </w:tcPr>
+          <w:p>
+            <w:pPr>
+              <w:jc w:val="center"/>
+            </w:pPr>
+            <w:r/>
+            <w:r>
+              <w:rPr>
+                <w:sz w:val="20"/>
+              </w:rPr>
+              <w:t>94,30</w:t>
+            </w:r>
+          </w:p>
+        </w:tc>
+      </w:tr>
+      <w:tr>
+        <w:tc>
+          <w:tcPr>
+            <w:tcW w:type="dxa" w:w="2608"/>
+          </w:tcPr>
+          <w:p>
+            <w:pPr>
+              <w:jc w:val="left"/>
+            </w:pPr>
+            <w:r/>
+            <w:r>
+              <w:rPr>
+                <w:sz w:val="20"/>
+              </w:rPr>
+              <w:t>один Tx (tx1) × 20 Rx</w:t>
+            </w:r>
+          </w:p>
+        </w:tc>
+        <w:tc>
+          <w:tcPr>
+            <w:tcW w:type="dxa" w:w="680"/>
+          </w:tcPr>
+          <w:p>
+            <w:pPr>
+              <w:jc w:val="center"/>
+            </w:pPr>
+            <w:r/>
+            <w:r>
+              <w:rPr>
+                <w:sz w:val="20"/>
+              </w:rPr>
+              <w:t>±3°</w:t>
+            </w:r>
+          </w:p>
+        </w:tc>
+        <w:tc>
+          <w:tcPr>
+            <w:tcW w:type="dxa" w:w="1587"/>
+          </w:tcPr>
+          <w:p>
+            <w:pPr>
+              <w:jc w:val="center"/>
+            </w:pPr>
+            <w:r/>
+            <w:r>
+              <w:rPr>
+                <w:sz w:val="20"/>
+              </w:rPr>
+              <w:t>187,0; 0,0</w:t>
+            </w:r>
+          </w:p>
+        </w:tc>
+        <w:tc>
+          <w:tcPr>
+            <w:tcW w:type="dxa" w:w="1247"/>
+          </w:tcPr>
+          <w:p>
+            <w:pPr>
+              <w:jc w:val="center"/>
+            </w:pPr>
+            <w:r/>
+            <w:r>
+              <w:rPr>
+                <w:sz w:val="20"/>
+              </w:rPr>
+              <w:t>202,5; 0,0</w:t>
+            </w:r>
+          </w:p>
+        </w:tc>
+        <w:tc>
+          <w:tcPr>
+            <w:tcW w:type="dxa" w:w="1361"/>
+          </w:tcPr>
+          <w:p>
+            <w:pPr>
+              <w:jc w:val="center"/>
+            </w:pPr>
+            <w:r/>
+            <w:r>
+              <w:rPr>
+                <w:sz w:val="20"/>
+              </w:rPr>
+              <w:t>9,6; 0,0</w:t>
+            </w:r>
+          </w:p>
+        </w:tc>
+        <w:tc>
+          <w:tcPr>
+            <w:tcW w:type="dxa" w:w="907"/>
+          </w:tcPr>
+          <w:p>
+            <w:pPr>
+              <w:jc w:val="center"/>
+            </w:pPr>
+            <w:r/>
+            <w:r>
+              <w:rPr>
+                <w:sz w:val="20"/>
+              </w:rPr>
+              <w:t>15,52</w:t>
+            </w:r>
+          </w:p>
+        </w:tc>
+        <w:tc>
+          <w:tcPr>
+            <w:tcW w:type="dxa" w:w="907"/>
+          </w:tcPr>
+          <w:p>
+            <w:pPr>
+              <w:jc w:val="center"/>
+            </w:pPr>
+            <w:r/>
+            <w:r>
+              <w:rPr>
+                <w:sz w:val="20"/>
+              </w:rPr>
+              <w:t>177,34</w:t>
+            </w:r>
+          </w:p>
+        </w:tc>
+      </w:tr>
+      <w:tr>
+        <w:tc>
+          <w:tcPr>
+            <w:tcW w:type="dxa" w:w="2608"/>
+          </w:tcPr>
+          <w:p>
+            <w:pPr>
+              <w:jc w:val="left"/>
+            </w:pPr>
+            <w:r/>
+            <w:r>
+              <w:rPr>
+                <w:sz w:val="20"/>
+              </w:rPr>
+              <w:t>один Tx (tx1) × один Rx (rx11, напротив)</w:t>
+            </w:r>
+          </w:p>
+        </w:tc>
+        <w:tc>
+          <w:tcPr>
+            <w:tcW w:type="dxa" w:w="680"/>
+          </w:tcPr>
+          <w:p>
+            <w:pPr>
+              <w:jc w:val="center"/>
+            </w:pPr>
+            <w:r/>
+            <w:r>
+              <w:rPr>
+                <w:sz w:val="20"/>
+              </w:rPr>
+              <w:t>±30°</w:t>
+            </w:r>
+          </w:p>
+        </w:tc>
+        <w:tc>
+          <w:tcPr>
+            <w:tcW w:type="dxa" w:w="1587"/>
+          </w:tcPr>
+          <w:p>
+            <w:pPr>
+              <w:jc w:val="center"/>
+            </w:pPr>
+            <w:r/>
+            <w:r>
+              <w:rPr>
+                <w:sz w:val="20"/>
+              </w:rPr>
+              <w:t>52,4; 0,0</w:t>
+            </w:r>
+          </w:p>
+        </w:tc>
+        <w:tc>
+          <w:tcPr>
+            <w:tcW w:type="dxa" w:w="1247"/>
+          </w:tcPr>
+          <w:p>
+            <w:pPr>
+              <w:jc w:val="center"/>
+            </w:pPr>
+            <w:r/>
+            <w:r>
+              <w:rPr>
+                <w:sz w:val="20"/>
+              </w:rPr>
+              <w:t>52,5; 0,0</w:t>
+            </w:r>
+          </w:p>
+        </w:tc>
+        <w:tc>
+          <w:tcPr>
+            <w:tcW w:type="dxa" w:w="1361"/>
+          </w:tcPr>
+          <w:p>
+            <w:pPr>
+              <w:jc w:val="center"/>
+            </w:pPr>
+            <w:r/>
+            <w:r>
+              <w:rPr>
+                <w:sz w:val="20"/>
+              </w:rPr>
+              <w:t>26,2; 0,0</w:t>
+            </w:r>
+          </w:p>
+        </w:tc>
+        <w:tc>
+          <w:tcPr>
+            <w:tcW w:type="dxa" w:w="907"/>
+          </w:tcPr>
+          <w:p>
+            <w:pPr>
+              <w:jc w:val="center"/>
+            </w:pPr>
+            <w:r/>
+            <w:r>
+              <w:rPr>
+                <w:sz w:val="20"/>
+              </w:rPr>
+              <w:t>0,13</w:t>
+            </w:r>
+          </w:p>
+        </w:tc>
+        <w:tc>
+          <w:tcPr>
+            <w:tcW w:type="dxa" w:w="907"/>
+          </w:tcPr>
+          <w:p>
+            <w:pPr>
+              <w:jc w:val="center"/>
+            </w:pPr>
+            <w:r/>
+            <w:r>
+              <w:rPr>
+                <w:sz w:val="20"/>
+              </w:rPr>
+              <w:t>26,12</w:t>
+            </w:r>
+          </w:p>
+        </w:tc>
+      </w:tr>
+    </w:tbl>
+    <w:p>
+      <w:pPr>
+        <w:spacing w:after="200"/>
+        <w:jc w:val="center"/>
+      </w:pPr>
+      <w:r>
+        <w:rPr>
+          <w:b w:val="0"/>
+          <w:i/>
+          <w:sz w:val="20"/>
+        </w:rPr>
+        <w:t>Табл. 2. Кольцо: фазовый центр MIMO-решётки по CST против двух кандидатов, 10 ГГц</w:t>
+      </w:r>
+    </w:p>
+    <w:p>
+      <w:pPr>
+        <w:jc w:val="both"/>
+      </w:pPr>
+      <w:r>
+        <w:rPr>
+          <w:b w:val="0"/>
+          <w:i w:val="0"/>
+        </w:rPr>
+        <w:t>Для одной пары результат точный: 52,4 мм против 52,5 по ВАР — потому что ДН пары широкая и сектор фита ±30°. Для одного передатчика со всеми приёмниками отклонение 15 мм при предсказании 202 мм: как и в линейке, это цена узкого лепестка (±3°) — 7 % от расстояния до центра, тогда как центр тяжести ошибается на 177 мм. Чем больше каналов в наборе, тем симметричнее рябь и тем точнее совпадение: половина Tx — 5 мм, вся решётка — 0.</w:t>
+      </w:r>
+    </w:p>
+    <w:p>
+      <w:pPr>
+        <w:pStyle w:val="Heading1"/>
+      </w:pPr>
+      <w:r>
+        <w:t>6. Следствие: диаграмма направленности решётки совпадает с формулой</w:t>
+      </w:r>
+    </w:p>
+    <w:p>
+      <w:pPr>
+        <w:jc w:val="both"/>
+      </w:pPr>
+      <w:r>
+        <w:rPr>
+          <w:b w:val="0"/>
+          <w:i w:val="0"/>
+        </w:rPr>
+        <w:t>Если фазовые центры всех пар стоят в точках r_tx + r_rx, то и вся ДН MIMO-решётки должна совпадать с ДН виртуальной решётки, которую ДЗ1 считает по формуле (сумма exp(j·k·(r_tx + r_rx)·u) по всем парам). Рис. 5 сравнивает: чёрная кривая — формула, умноженная на квадрат множителя элемента (чтобы сравнивать только решётку), красная — CST. Слева сечение ±80°, справа увеличенный главный лепесток.</w:t>
       </w:r>
     </w:p>
     <w:p>
@@ -978,60 +3058,19 @@
           <w:i/>
           <w:sz w:val="20"/>
         </w:rPr>
-        <w:t>Рис. 5. Кольцо R = 5λ: сечения ДН ВАР по формуле и по CST (φ = 0 и 90°)</w:t>
+        <w:t>Рис. 5. Кольцо R = 5λ: ДН виртуальной решётки по формуле ДЗ1 (чёрная) и по полноволновому расчёту (красная пунктирная; синяя — то же с калибровкой каналов). Верх — сечение φ = 0°, низ — φ = 90°</w:t>
       </w:r>
     </w:p>
     <w:p>
       <w:pPr>
-        <w:jc w:val="center"/>
-      </w:pPr>
-      <w:r>
-        <w:drawing>
-          <wp:inline xmlns:a="http://schemas.openxmlformats.org/drawingml/2006/main" xmlns:pic="http://schemas.openxmlformats.org/drawingml/2006/picture">
-            <wp:extent cx="5760000" cy="2056919"/>
-            <wp:docPr id="6" name="Picture 6"/>
-            <wp:cNvGraphicFramePr>
-              <a:graphicFrameLocks noChangeAspect="1"/>
-            </wp:cNvGraphicFramePr>
-            <a:graphic>
-              <a:graphicData uri="http://schemas.openxmlformats.org/drawingml/2006/picture">
-                <pic:pic>
-                  <pic:nvPicPr>
-                    <pic:cNvPr id="0" name="ring_R5_map.png"/>
-                    <pic:cNvPicPr/>
-                  </pic:nvPicPr>
-                  <pic:blipFill>
-                    <a:blip r:embed="rId14"/>
-                    <a:stretch>
-                      <a:fillRect/>
-                    </a:stretch>
-                  </pic:blipFill>
-                  <pic:spPr>
-                    <a:xfrm>
-                      <a:off x="0" y="0"/>
-                      <a:ext cx="5760000" cy="2056919"/>
-                    </a:xfrm>
-                    <a:prstGeom prst="rect"/>
-                  </pic:spPr>
-                </pic:pic>
-              </a:graphicData>
-            </a:graphic>
-          </wp:inline>
-        </w:drawing>
-      </w:r>
-    </w:p>
-    <w:p>
-      <w:pPr>
-        <w:spacing w:after="200"/>
-        <w:jc w:val="center"/>
+        <w:jc w:val="both"/>
       </w:pPr>
       <w:r>
         <w:rPr>
           <w:b w:val="0"/>
-          <w:i/>
-          <w:sz w:val="20"/>
+          <w:i w:val="0"/>
         </w:rPr>
-        <w:t>Рис. 6. Кольцо R = 5λ: ДН ВАР на полусфере по формуле и по CST, справа — разность</w:t>
+        <w:t>Как читать рис. 5: совпадают не только ширина главного лепестка и положение лепестков, но и их уровни по всему сектору ±80°. Численно (табл. 3) ширина луча по −3 дБ совпадает в пределах 0,1°, уровень боковых лепестков — в пределах 1 дБ. То же для линейной решётки: 3,06° и −11,9 дБ по формуле против 2,95° и −13,6 дБ по CST (ДЗ1 с изотропными элементами: 3,16° и −13,2 дБ).</w:t>
       </w:r>
     </w:p>
     <w:tbl>
@@ -1042,15 +3081,16 @@
         <w:tblLook w:firstColumn="1" w:firstRow="1" w:lastColumn="0" w:lastRow="0" w:noHBand="0" w:noVBand="1" w:val="04A0"/>
       </w:tblPr>
       <w:tblGrid>
-        <w:gridCol w:w="2422"/>
-        <w:gridCol w:w="2422"/>
-        <w:gridCol w:w="2422"/>
-        <w:gridCol w:w="2422"/>
+        <w:gridCol w:w="1938"/>
+        <w:gridCol w:w="1938"/>
+        <w:gridCol w:w="1938"/>
+        <w:gridCol w:w="1938"/>
+        <w:gridCol w:w="1938"/>
       </w:tblGrid>
       <w:tr>
         <w:tc>
           <w:tcPr>
-            <w:tcW w:type="dxa" w:w="3515"/>
+            <w:tcW w:type="dxa" w:w="2608"/>
             <w:shd w:val="clear" w:color="auto" w:fill="E7E6E6"/>
           </w:tcPr>
           <w:p>
@@ -1063,13 +3103,13 @@
                 <w:b/>
                 <w:sz w:val="20"/>
               </w:rPr>
-              <w:t>Величина</w:t>
+              <w:t>Решётка, сечение</w:t>
             </w:r>
           </w:p>
         </w:tc>
         <w:tc>
           <w:tcPr>
-            <w:tcW w:type="dxa" w:w="1814"/>
+            <w:tcW w:type="dxa" w:w="1587"/>
             <w:shd w:val="clear" w:color="auto" w:fill="E7E6E6"/>
           </w:tcPr>
           <w:p>
@@ -1082,13 +3122,13 @@
                 <w:b/>
                 <w:sz w:val="20"/>
               </w:rPr>
-              <w:t>Формула × элемент</w:t>
+              <w:t>Ширина луча: формула, °</w:t>
             </w:r>
           </w:p>
         </w:tc>
         <w:tc>
           <w:tcPr>
-            <w:tcW w:type="dxa" w:w="1814"/>
+            <w:tcW w:type="dxa" w:w="1474"/>
             <w:shd w:val="clear" w:color="auto" w:fill="E7E6E6"/>
           </w:tcPr>
           <w:p>
@@ -1101,13 +3141,13 @@
                 <w:b/>
                 <w:sz w:val="20"/>
               </w:rPr>
-              <w:t>CST без калибровки</w:t>
+              <w:t>Ширина луча: CST, °</w:t>
             </w:r>
           </w:p>
         </w:tc>
         <w:tc>
           <w:tcPr>
-            <w:tcW w:type="dxa" w:w="1814"/>
+            <w:tcW w:type="dxa" w:w="1587"/>
             <w:shd w:val="clear" w:color="auto" w:fill="E7E6E6"/>
           </w:tcPr>
           <w:p>
@@ -1120,7 +3160,26 @@
                 <w:b/>
                 <w:sz w:val="20"/>
               </w:rPr>
-              <w:t>CST с калибровкой</w:t>
+              <w:t>УБЛ: формула, дБ</w:t>
+            </w:r>
+          </w:p>
+        </w:tc>
+        <w:tc>
+          <w:tcPr>
+            <w:tcW w:type="dxa" w:w="1474"/>
+            <w:shd w:val="clear" w:color="auto" w:fill="E7E6E6"/>
+          </w:tcPr>
+          <w:p>
+            <w:pPr>
+              <w:jc w:val="center"/>
+            </w:pPr>
+            <w:r/>
+            <w:r>
+              <w:rPr>
+                <w:b/>
+                <w:sz w:val="20"/>
+              </w:rPr>
+              <w:t>УБЛ: CST, дБ</w:t>
             </w:r>
           </w:p>
         </w:tc>
@@ -1128,7 +3187,7 @@
       <w:tr>
         <w:tc>
           <w:tcPr>
-            <w:tcW w:type="dxa" w:w="3515"/>
+            <w:tcW w:type="dxa" w:w="2608"/>
           </w:tcPr>
           <w:p>
             <w:pPr>
@@ -1139,13 +3198,100 @@
               <w:rPr>
                 <w:sz w:val="20"/>
               </w:rPr>
-              <w:t>R = 5λ, φ = 0°, ширина луча, °</w:t>
+              <w:t>Линейная, φ = 0° (вдоль оси)</w:t>
             </w:r>
           </w:p>
         </w:tc>
         <w:tc>
           <w:tcPr>
-            <w:tcW w:type="dxa" w:w="1814"/>
+            <w:tcW w:type="dxa" w:w="1587"/>
+          </w:tcPr>
+          <w:p>
+            <w:pPr>
+              <w:jc w:val="center"/>
+            </w:pPr>
+            <w:r/>
+            <w:r>
+              <w:rPr>
+                <w:sz w:val="20"/>
+              </w:rPr>
+              <w:t>3,06</w:t>
+            </w:r>
+          </w:p>
+        </w:tc>
+        <w:tc>
+          <w:tcPr>
+            <w:tcW w:type="dxa" w:w="1474"/>
+          </w:tcPr>
+          <w:p>
+            <w:pPr>
+              <w:jc w:val="center"/>
+            </w:pPr>
+            <w:r/>
+            <w:r>
+              <w:rPr>
+                <w:sz w:val="20"/>
+              </w:rPr>
+              <w:t>2,95</w:t>
+            </w:r>
+          </w:p>
+        </w:tc>
+        <w:tc>
+          <w:tcPr>
+            <w:tcW w:type="dxa" w:w="1587"/>
+          </w:tcPr>
+          <w:p>
+            <w:pPr>
+              <w:jc w:val="center"/>
+            </w:pPr>
+            <w:r/>
+            <w:r>
+              <w:rPr>
+                <w:sz w:val="20"/>
+              </w:rPr>
+              <w:t>−11,9</w:t>
+            </w:r>
+          </w:p>
+        </w:tc>
+        <w:tc>
+          <w:tcPr>
+            <w:tcW w:type="dxa" w:w="1474"/>
+          </w:tcPr>
+          <w:p>
+            <w:pPr>
+              <w:jc w:val="center"/>
+            </w:pPr>
+            <w:r/>
+            <w:r>
+              <w:rPr>
+                <w:sz w:val="20"/>
+              </w:rPr>
+              <w:t>−13,6</w:t>
+            </w:r>
+          </w:p>
+        </w:tc>
+      </w:tr>
+      <w:tr>
+        <w:tc>
+          <w:tcPr>
+            <w:tcW w:type="dxa" w:w="2608"/>
+          </w:tcPr>
+          <w:p>
+            <w:pPr>
+              <w:jc w:val="left"/>
+            </w:pPr>
+            <w:r/>
+            <w:r>
+              <w:rPr>
+                <w:sz w:val="20"/>
+              </w:rPr>
+              <w:t>Кольцо R = 5λ, φ = 0°</w:t>
+            </w:r>
+          </w:p>
+        </w:tc>
+        <w:tc>
+          <w:tcPr>
+            <w:tcW w:type="dxa" w:w="1587"/>
           </w:tcPr>
           <w:p>
             <w:pPr>
@@ -1162,7 +3308,7 @@
         </w:tc>
         <w:tc>
           <w:tcPr>
-            <w:tcW w:type="dxa" w:w="1814"/>
+            <w:tcW w:type="dxa" w:w="1474"/>
           </w:tcPr>
           <w:p>
             <w:pPr>
@@ -1179,43 +3325,7 @@
         </w:tc>
         <w:tc>
           <w:tcPr>
-            <w:tcW w:type="dxa" w:w="1814"/>
-          </w:tcPr>
-          <w:p>
-            <w:pPr>
-              <w:jc w:val="center"/>
-            </w:pPr>
-            <w:r/>
-            <w:r>
-              <w:rPr>
-                <w:sz w:val="20"/>
-              </w:rPr>
-              <w:t>2,35</w:t>
-            </w:r>
-          </w:p>
-        </w:tc>
-      </w:tr>
-      <w:tr>
-        <w:tc>
-          <w:tcPr>
-            <w:tcW w:type="dxa" w:w="3515"/>
-          </w:tcPr>
-          <w:p>
-            <w:pPr>
-              <w:jc w:val="left"/>
-            </w:pPr>
-            <w:r/>
-            <w:r>
-              <w:rPr>
-                <w:sz w:val="20"/>
-              </w:rPr>
-              <w:t>R = 5λ, φ = 0°, УБЛ, дБ</w:t>
-            </w:r>
-          </w:p>
-        </w:tc>
-        <w:tc>
-          <w:tcPr>
-            <w:tcW w:type="dxa" w:w="1814"/>
+            <w:tcW w:type="dxa" w:w="1587"/>
           </w:tcPr>
           <w:p>
             <w:pPr>
@@ -1232,7 +3342,7 @@
         </w:tc>
         <w:tc>
           <w:tcPr>
-            <w:tcW w:type="dxa" w:w="1814"/>
+            <w:tcW w:type="dxa" w:w="1474"/>
           </w:tcPr>
           <w:p>
             <w:pPr>
@@ -1247,28 +3357,11 @@
             </w:r>
           </w:p>
         </w:tc>
-        <w:tc>
-          <w:tcPr>
-            <w:tcW w:type="dxa" w:w="1814"/>
-          </w:tcPr>
-          <w:p>
-            <w:pPr>
-              <w:jc w:val="center"/>
-            </w:pPr>
-            <w:r/>
-            <w:r>
-              <w:rPr>
-                <w:sz w:val="20"/>
-              </w:rPr>
-              <w:t>−9,5</w:t>
-            </w:r>
-          </w:p>
-        </w:tc>
       </w:tr>
       <w:tr>
         <w:tc>
           <w:tcPr>
-            <w:tcW w:type="dxa" w:w="3515"/>
+            <w:tcW w:type="dxa" w:w="2608"/>
           </w:tcPr>
           <w:p>
             <w:pPr>
@@ -1279,13 +3372,13 @@
               <w:rPr>
                 <w:sz w:val="20"/>
               </w:rPr>
-              <w:t>R = 5λ, φ = 90°, ширина луча, °</w:t>
+              <w:t>Кольцо R = 5λ, φ = 90°</w:t>
             </w:r>
           </w:p>
         </w:tc>
         <w:tc>
           <w:tcPr>
-            <w:tcW w:type="dxa" w:w="1814"/>
+            <w:tcW w:type="dxa" w:w="1587"/>
           </w:tcPr>
           <w:p>
             <w:pPr>
@@ -1302,7 +3395,7 @@
         </w:tc>
         <w:tc>
           <w:tcPr>
-            <w:tcW w:type="dxa" w:w="1814"/>
+            <w:tcW w:type="dxa" w:w="1474"/>
           </w:tcPr>
           <w:p>
             <w:pPr>
@@ -1319,43 +3412,7 @@
         </w:tc>
         <w:tc>
           <w:tcPr>
-            <w:tcW w:type="dxa" w:w="1814"/>
-          </w:tcPr>
-          <w:p>
-            <w:pPr>
-              <w:jc w:val="center"/>
-            </w:pPr>
-            <w:r/>
-            <w:r>
-              <w:rPr>
-                <w:sz w:val="20"/>
-              </w:rPr>
-              <w:t>2,33</w:t>
-            </w:r>
-          </w:p>
-        </w:tc>
-      </w:tr>
-      <w:tr>
-        <w:tc>
-          <w:tcPr>
-            <w:tcW w:type="dxa" w:w="3515"/>
-          </w:tcPr>
-          <w:p>
-            <w:pPr>
-              <w:jc w:val="left"/>
-            </w:pPr>
-            <w:r/>
-            <w:r>
-              <w:rPr>
-                <w:sz w:val="20"/>
-              </w:rPr>
-              <w:t>R = 5λ, φ = 90°, УБЛ, дБ</w:t>
-            </w:r>
-          </w:p>
-        </w:tc>
-        <w:tc>
-          <w:tcPr>
-            <w:tcW w:type="dxa" w:w="1814"/>
+            <w:tcW w:type="dxa" w:w="1587"/>
           </w:tcPr>
           <w:p>
             <w:pPr>
@@ -1372,7 +3429,7 @@
         </w:tc>
         <w:tc>
           <w:tcPr>
-            <w:tcW w:type="dxa" w:w="1814"/>
+            <w:tcW w:type="dxa" w:w="1474"/>
           </w:tcPr>
           <w:p>
             <w:pPr>
@@ -1384,23 +3441,6 @@
                 <w:sz w:val="20"/>
               </w:rPr>
               <w:t>−18,8</w:t>
-            </w:r>
-          </w:p>
-        </w:tc>
-        <w:tc>
-          <w:tcPr>
-            <w:tcW w:type="dxa" w:w="1814"/>
-          </w:tcPr>
-          <w:p>
-            <w:pPr>
-              <w:jc w:val="center"/>
-            </w:pPr>
-            <w:r/>
-            <w:r>
-              <w:rPr>
-                <w:sz w:val="20"/>
-              </w:rPr>
-              <w:t>−18,2</w:t>
             </w:r>
           </w:p>
         </w:tc>
@@ -1417,7 +3457,7 @@
           <w:i/>
           <w:sz w:val="20"/>
         </w:rPr>
-        <w:t>Табл. 2. Кольцо: ширина луча и УБЛ по формуле и по CST, 10 ГГц. Для справки, формула с изотропными элементами: R = 5λ — 2,48° и −8,1 дБ; R = 10λ — 1,24° и −8,1 дБ; R = 50λ (ДЗ1) — 0,24° и −4,0 дБ</w:t>
+        <w:t>Табл. 3. Ширина луча и УБЛ по формуле ВАР и по CST, 10 ГГц. Для кольца ДЗ1 с R = 50λ формула даёт 0,24° и −4,0 дБ (в тексте ДЗ1 — «порядка 0,5°» и «−3 дБ»; разница — исправленная ошибка квадранта в DZ_py.py)</w:t>
       </w:r>
     </w:p>
     <w:p>
@@ -1429,7 +3469,7 @@
           <w:b w:val="0"/>
           <w:i w:val="0"/>
         </w:rPr>
-        <w:t>Ширина луча масштабируется как 1/R, как и должно быть для разрежённой решётки, а уровень дифракционных лепестков при R = 50λ по формуле поднимается до −4 дБ, что и было отмечено в ДЗ1. Полноволновой расчёт подтверждает формулу с точностью лучше 1 дБ по всем лепесткам выше −20 дБ (рис. 6), поэтому вывод ДЗ1 о кольце — узкий луч при неприемлемом УБЛ — остаётся в силе и для реальных излучателей.</w:t>
+        <w:t>Отсюда ответ на вопрос ДЗ1 о кольце: узкий луч при уровне дифракционных лепестков около −4 дБ — свойство самой расстановки, а не ошибка формулы. Полноволновой расчёт на подобных кольцах показывает, что формула верна с точностью 1 дБ, значит и для кольца 50λ, где элементы разнесены ещё дальше и связаны слабее, её результат можно принимать.</w:t>
       </w:r>
     </w:p>
     <w:p>
@@ -1437,7 +3477,143 @@
         <w:pStyle w:val="Heading1"/>
       </w:pPr>
       <w:r>
-        <w:t>5. Выводы</w:t>
+        <w:t>7. Что концепция ВАР не учитывает</w:t>
+      </w:r>
+    </w:p>
+    <w:p>
+      <w:pPr>
+        <w:jc w:val="both"/>
+      </w:pPr>
+      <w:r>
+        <w:rPr>
+          <w:b w:val="0"/>
+          <w:i w:val="0"/>
+        </w:rPr>
+        <w:t>Формула ВАР считает все пары одинаковыми по амплитуде и фазе. В реальной решётке у каждого элемента своя встроенная ДН со своей начальной фазой φ0: у крайних приёмников линейки она отстаёт на 71° от внутренних, у элементов кольца меняется до 80° в зависимости от положения на окружности (цвет на рис. 2). Это не сдвиг фазового центра — наклон фазы с углом у всех элементов правильный — а постоянная добавка в каждом канале. В симметричной решётке добавки симметричны и на ДН почти не влияют (табл. 3: столбцы CST без калибровки и с калибровкой отличаются на десятые доли дБ). Но если взять несимметричный набор каналов, добавки действуют как ошибка координат: сумма четырёх левых приёмников линейки даёт кажущийся центр −68 мм вместо −60. В MIMO-РЛС это устраняется калибровкой каналов — каждый канал нормируется на свой отклик по нормали. Вывод: концепция ВАР верна для координат, а комплексные коэффициенты каналов нужно калибровать отдельно.</w:t>
+      </w:r>
+    </w:p>
+    <w:p>
+      <w:pPr>
+        <w:jc w:val="both"/>
+      </w:pPr>
+      <w:r>
+        <w:rPr>
+          <w:b w:val="0"/>
+          <w:i w:val="0"/>
+        </w:rPr>
+        <w:t>Второе, чего нет в формуле, — рябь фазы встроенной ДН по углу (±10° в секторе ±30°) из-за рассеяния на соседях. Она не сводится ни к сдвигу центра, ни к постоянной добавке и ограничивает точность определения центра по узкому лепестку (разделы 4–5). Для обработки в широком секторе её учитывают таблицей ДН.</w:t>
+      </w:r>
+    </w:p>
+    <w:p>
+      <w:pPr>
+        <w:pStyle w:val="Heading1"/>
+      </w:pPr>
+      <w:r>
+        <w:t>8. Проверка утверждений источников</w:t>
+      </w:r>
+    </w:p>
+    <w:p>
+      <w:pPr>
+        <w:spacing w:after="80"/>
+        <w:ind w:left="567"/>
+        <w:jc w:val="both"/>
+      </w:pPr>
+      <w:r>
+        <w:rPr>
+          <w:i/>
+          <w:sz w:val="22"/>
+        </w:rPr>
+        <w:t>«Сравнение рис. 7, а, б показывает, что поперечное смещение передающей подрешётки практически не влияет на диаграмму направленности виртуальной антенной решётки. … (расстояние может составлять несколько длин волн)»</w:t>
+      </w:r>
+      <w:r>
+        <w:rPr>
+          <w:sz w:val="20"/>
+        </w:rPr>
+        <w:t xml:space="preserve"> — [1], с. 118; вывод 3, с. 120</w:t>
+      </w:r>
+    </w:p>
+    <w:p>
+      <w:pPr>
+        <w:jc w:val="both"/>
+      </w:pPr>
+      <w:r>
+        <w:rPr>
+          <w:b w:val="0"/>
+          <w:i w:val="0"/>
+        </w:rPr>
+        <w:t>Подтверждено: ряд Tx, сдвинутый на λ, даёт в сечении вдоль оси ту же ДН, что формула без сдвига (табл. 3), а фазовый центр решётки честно уходит на y = 30 мм вместе с ним (табл. 1). Развязка Tx–Rx при этом не хуже −27 дБ, между соседними Rx −19 дБ.</w:t>
+      </w:r>
+    </w:p>
+    <w:p>
+      <w:pPr>
+        <w:spacing w:after="80"/>
+        <w:ind w:left="567"/>
+        <w:jc w:val="both"/>
+      </w:pPr>
+      <w:r>
+        <w:rPr>
+          <w:i/>
+          <w:sz w:val="22"/>
+        </w:rPr>
+        <w:t>«…рассовмещение передающей и приёмной АР, необходимое на практике для осуществления развязки приём-передача, не приводит к существенному изменению результатов и качества фокусировки радиоизображения»</w:t>
+      </w:r>
+      <w:r>
+        <w:rPr>
+          <w:sz w:val="20"/>
+        </w:rPr>
+        <w:t xml:space="preserve"> — [7], с. 83</w:t>
+      </w:r>
+    </w:p>
+    <w:p>
+      <w:pPr>
+        <w:jc w:val="both"/>
+      </w:pPr>
+      <w:r>
+        <w:rPr>
+          <w:b w:val="0"/>
+          <w:i w:val="0"/>
+        </w:rPr>
+        <w:t>Согласуется с предыдущим: разнесение подрешёток меняет только положение центра ВАР, не её структуру.</w:t>
+      </w:r>
+    </w:p>
+    <w:p>
+      <w:pPr>
+        <w:spacing w:after="80"/>
+        <w:ind w:left="567"/>
+        <w:jc w:val="both"/>
+      </w:pPr>
+      <w:r>
+        <w:rPr>
+          <w:i/>
+          <w:sz w:val="22"/>
+        </w:rPr>
+        <w:t>«Сигнал, принимаемый таким элементом, определяется коэффициентом передачи в канале между соответствующими передающей и приёмной антеннами»</w:t>
+      </w:r>
+      <w:r>
+        <w:rPr>
+          <w:sz w:val="20"/>
+        </w:rPr>
+        <w:t xml:space="preserve"> — [3], с. 241</w:t>
+      </w:r>
+    </w:p>
+    <w:p>
+      <w:pPr>
+        <w:jc w:val="both"/>
+      </w:pPr>
+      <w:r>
+        <w:rPr>
+          <w:b w:val="0"/>
+          <w:i w:val="0"/>
+        </w:rPr>
+        <w:t>Именно так и построена проверка: коэффициент передачи в дальней зоне — произведение встроенных ДН, и его фаза бежит с углом как у точечного элемента в r_tx + r_rx (разделы 4–5). Раздел 7 показывает, что в этом коэффициенте есть ещё постоянная фаза φ0, которую концепция не описывает.</w:t>
+      </w:r>
+    </w:p>
+    <w:p>
+      <w:pPr>
+        <w:pStyle w:val="Heading1"/>
+      </w:pPr>
+      <w:r>
+        <w:t>9. Выводы</w:t>
       </w:r>
     </w:p>
     <w:p>
@@ -1450,14 +3626,14 @@
           <w:b/>
           <w:i w:val="0"/>
         </w:rPr>
-        <w:t xml:space="preserve">Концепция ВАР подтверждена полноволновым расчётом. </w:t>
+        <w:t xml:space="preserve">Фазовый центр MIMO-решётки находится в центре её виртуальной решётки, </w:t>
       </w:r>
       <w:r>
         <w:rPr>
           <w:b w:val="0"/>
           <w:i w:val="0"/>
         </w:rPr>
-        <w:t>Для линейной решётки и кольца ДН суммы произведений встроенных ДН всех пар совпадает с ДН по формуле r_tx + r_rx: ширина луча — в пределах 0,1°, УБЛ — в пределах 1 дБ, расхождение по всем лепесткам выше −20 дБ — около 1 дБ (скз).</w:t>
+        <w:t>r_c(Tx) + r_c(Rx), а не в центре тяжести излучателей: линейная решётка — (0; 30) мм с точностью 0,02 мм при 20 мм до центра тяжести; кольцо — начало координат с точностью 0,01 мм, несимметричные наборы каналов — за ВАР.</w:t>
       </w:r>
     </w:p>
     <w:p>
@@ -1470,14 +3646,14 @@
           <w:b/>
           <w:i w:val="0"/>
         </w:rPr>
-        <w:t xml:space="preserve">Фазовые центры элементов лежат в их геометрических точках: </w:t>
+        <w:t xml:space="preserve">Концепция ВАР подтверждена полноволновым расчётом </w:t>
       </w:r>
       <w:r>
         <w:rPr>
           <w:b w:val="0"/>
           <w:i w:val="0"/>
         </w:rPr>
-        <w:t>кольцо — не хуже 0,07 мм (λ/444), линейная решётка — 0,23 мм для Rx и 1,20 мм для пар Tx с шагом λ/2 (λ/25).</w:t>
+        <w:t>и для диаграммы направленности: ширина луча в пределах 0,1°, УБЛ в пределах 1 дБ для линейной решётки и кольца.</w:t>
       </w:r>
     </w:p>
     <w:p>
@@ -1490,34 +3666,14 @@
           <w:b/>
           <w:i w:val="0"/>
         </w:rPr>
-        <w:t xml:space="preserve">Поперечный сдвиг ряда Tx на λ ДН не меняет </w:t>
+        <w:t xml:space="preserve">Поправки к концепции: </w:t>
       </w:r>
       <w:r>
         <w:rPr>
           <w:b w:val="0"/>
           <w:i w:val="0"/>
         </w:rPr>
-        <w:t>(вывод 3 статьи [1], с. 120, и замечание [7], с. 83) и даёт развязку Tx–Rx не хуже −27 дБ.</w:t>
-      </w:r>
-    </w:p>
-    <w:p>
-      <w:pPr>
-        <w:pStyle w:val="ListBullet"/>
-        <w:jc w:val="both"/>
-      </w:pPr>
-      <w:r>
-        <w:rPr>
-          <w:b/>
-          <w:i w:val="0"/>
-        </w:rPr>
-        <w:t xml:space="preserve">Что формула не учитывает: </w:t>
-      </w:r>
-      <w:r>
-        <w:rPr>
-          <w:b w:val="0"/>
-          <w:i w:val="0"/>
-        </w:rPr>
-        <w:t>комплексные коэффициенты каналов — фазы встроенных ДН различаются на десятки градусов (крайние элементы линейки — 70°, элементы кольца — до 80° в зависимости от положения на окружности). При симметричной решётке это не портит ДН, при несимметричной выборке каналов — смещает кажущийся центр (сумма rx1…rx4 линейки: −68 мм вместо −60). В реальной MIMO-РЛС это снимается калибровкой каналов по нормали, что и сделано в столбце «CST с калибровкой».</w:t>
+        <w:t>начальные фазы каналов (до 70–80°) и рябь фазы по углу (±10°); первое снимается калибровкой каналов, второе — табличной ДН элемента.</w:t>
       </w:r>
     </w:p>
     <w:p>
@@ -1537,7 +3693,7 @@
           <w:b w:val="0"/>
           <w:i w:val="0"/>
         </w:rPr>
-        <w:t>для линейной решётки (3,16°, −13,2 дБ) воспроизводятся CST с точностью 0,2° и 1 дБ; для кольца формульные 0,24° и −4,0 дБ в CST напрямую не проверить (4 м), но подтверждены на подобных кольцах 5λ.</w:t>
+        <w:t>для линейной решётки воспроизводятся (3,16° и −13,2 дБ против 2,95° и −13,6 дБ в CST); вывод ДЗ1 о кольце (узкий луч, УБЛ около −4 дБ) верен и для реальных излучателей.</w:t>
       </w:r>
     </w:p>
     <w:p>
@@ -1545,7 +3701,7 @@
         <w:pStyle w:val="Heading1"/>
       </w:pPr>
       <w:r>
-        <w:t>6. Файлы</w:t>
+        <w:t>10. Файлы</w:t>
       </w:r>
     </w:p>
     <w:p>
@@ -1557,7 +3713,7 @@
           <w:b w:val="0"/>
           <w:i w:val="0"/>
         </w:rPr>
-        <w:t>Репозиторий BaykaI/MIMO, ветка claude/sweet-archimedes-gcmsuv, папка cst/: build_array.py и build_ring.py (модели CST), export_ff.py (выгрузка ДН), var_compare.py (формула против CST), analyze_stage.py и report2_figs.py (фазовые центры, карты ДН), citations.md (цитаты с номерами страниц), stage3/, ring_R5/ (проекты, S-матрицы, таблицы). Литература — по списку ДЗ1.</w:t>
+        <w:t>Репозиторий BaykaI/MIMO, ветка claude/sweet-archimedes-gcmsuv, папка cst/: mimo_pc.py (фазовый центр решётки, рис. 3–4, табл. 1–2), var_compare.py (ДН, рис. 5, табл. 3), build_array.py и build_ring.py (модели CST), export_ff.py (выгрузка ДН), citations.md (цитаты с номерами страниц), stage3/, ring_R5/ (проекты CST, S-матрицы, таблицы). Статьи — по списку литературы ДЗ1.</w:t>
       </w:r>
     </w:p>
     <w:sectPr>
